--- a/documents/2as/tamarin_motataliat_2as.docx
+++ b/documents/2as/tamarin_motataliat_2as.docx
@@ -2399,7 +2399,7 @@
                 <w:color w:val="FFFFFF"/>
                 <w:rtl/>
               </w:rPr>
-              <w:t xml:space="preserve">التمرين 2: دراسة اتجاه التغير بثلاث طرق</w:t>
+              <w:t xml:space="preserve">التمرين 2: دراسة اتجاه التغير بثلاث طرق وابتداءً من رتبة معيّنة</w:t>
             </w:r>
           </w:p>
         </w:tc>
@@ -2914,6 +2914,317 @@
                 <w:rtl/>
               </w:rPr>
               <w:t xml:space="preserve">)  (بالدالة المرفقة).</w:t>
+            </w:r>
+          </w:p>
+          <w:p>
+            <w:pPr>
+              <w:bidi/>
+              <w:ind w:left="567"/>
+            </w:pPr>
+            <w:r>
+              <w:rPr>
+                <w:rtl/>
+              </w:rPr>
+              <w:t xml:space="preserve"/>
+            </w:r>
+            <w:r>
+              <w:rPr>
+                <w:b/>
+                <w:bCs/>
+                <w:rtl/>
+              </w:rPr>
+              <w:t xml:space="preserve">(هـ)</w:t>
+            </w:r>
+            <w:r>
+              <w:rPr>
+                <w:rtl/>
+              </w:rPr>
+              <w:t xml:space="preserve"> </w:t>
+            </w:r>
+            <m:oMath>
+              <m:sSub>
+                <m:e>
+                  <m:r>
+                    <m:t>s</m:t>
+                  </m:r>
+                </m:e>
+                <m:sub>
+                  <m:r>
+                    <m:t>n</m:t>
+                  </m:r>
+                </m:sub>
+              </m:sSub>
+              <m:r>
+                <m:rPr>
+                  <m:sty m:val="p"/>
+                </m:rPr>
+                <m:t>=</m:t>
+              </m:r>
+              <m:sSup>
+                <m:e>
+                  <m:r>
+                    <m:t>n</m:t>
+                  </m:r>
+                </m:e>
+                <m:sup>
+                  <m:r>
+                    <m:t>2</m:t>
+                  </m:r>
+                </m:sup>
+              </m:sSup>
+              <m:r>
+                <m:rPr>
+                  <m:sty m:val="p"/>
+                </m:rPr>
+                <m:t>−</m:t>
+              </m:r>
+              <m:r>
+                <m:t>8</m:t>
+              </m:r>
+              <m:r>
+                <m:t>n</m:t>
+              </m:r>
+              <m:r>
+                <m:rPr>
+                  <m:sty m:val="p"/>
+                </m:rPr>
+                <m:t>+</m:t>
+              </m:r>
+              <m:r>
+                <m:t>3</m:t>
+              </m:r>
+            </m:oMath>
+            <w:r>
+              <w:rPr>
+                <w:rtl/>
+              </w:rPr>
+              <w:t xml:space="preserve"> </w:t>
+            </w:r>
+            <w:r>
+              <w:rPr>
+                <w:rtl/>
+              </w:rPr>
+              <w:t xml:space="preserve"> (</w:t>
+            </w:r>
+            <m:oMath>
+              <m:r>
+                <m:t>n</m:t>
+              </m:r>
+              <m:r>
+                <m:rPr>
+                  <m:sty m:val="p"/>
+                </m:rPr>
+                <m:t>∈</m:t>
+              </m:r>
+              <m:r>
+                <m:rPr>
+                  <m:sty m:val="p"/>
+                  <m:scr m:val="double-struck"/>
+                </m:rPr>
+                <m:t>N</m:t>
+              </m:r>
+            </m:oMath>
+            <w:r>
+              <w:rPr>
+                <w:rtl/>
+              </w:rPr>
+              <w:t xml:space="preserve">):  احسب</w:t>
+            </w:r>
+            <w:r>
+              <w:rPr>
+                <w:rtl/>
+              </w:rPr>
+              <w:t xml:space="preserve"> </w:t>
+            </w:r>
+            <m:oMath>
+              <m:sSub>
+                <m:e>
+                  <m:r>
+                    <m:t>s</m:t>
+                  </m:r>
+                </m:e>
+                <m:sub>
+                  <m:r>
+                    <m:t>n</m:t>
+                  </m:r>
+                  <m:r>
+                    <m:rPr>
+                      <m:sty m:val="p"/>
+                    </m:rPr>
+                    <m:t>+</m:t>
+                  </m:r>
+                  <m:r>
+                    <m:t>1</m:t>
+                  </m:r>
+                </m:sub>
+              </m:sSub>
+              <m:r>
+                <m:rPr>
+                  <m:sty m:val="p"/>
+                </m:rPr>
+                <m:t>−</m:t>
+              </m:r>
+              <m:sSub>
+                <m:e>
+                  <m:r>
+                    <m:t>s</m:t>
+                  </m:r>
+                </m:e>
+                <m:sub>
+                  <m:r>
+                    <m:t>n</m:t>
+                  </m:r>
+                </m:sub>
+              </m:sSub>
+            </m:oMath>
+            <w:r>
+              <w:rPr>
+                <w:rtl/>
+              </w:rPr>
+              <w:t xml:space="preserve"> </w:t>
+            </w:r>
+            <w:r>
+              <w:rPr>
+                <w:rtl/>
+              </w:rPr>
+              <w:t xml:space="preserve">، ثم بيّن أن</w:t>
+            </w:r>
+            <w:r>
+              <w:rPr>
+                <w:rtl/>
+              </w:rPr>
+              <w:t xml:space="preserve"> </w:t>
+            </w:r>
+            <m:oMath>
+              <m:d>
+                <m:dPr>
+                  <m:begChr m:val="("/>
+                  <m:endChr m:val=")"/>
+                  <m:sepChr m:val=""/>
+                  <m:grow/>
+                </m:dPr>
+                <m:e>
+                  <m:sSub>
+                    <m:e>
+                      <m:r>
+                        <m:t>s</m:t>
+                      </m:r>
+                    </m:e>
+                    <m:sub>
+                      <m:r>
+                        <m:t>n</m:t>
+                      </m:r>
+                    </m:sub>
+                  </m:sSub>
+                </m:e>
+              </m:d>
+            </m:oMath>
+            <w:r>
+              <w:rPr>
+                <w:rtl/>
+              </w:rPr>
+              <w:t xml:space="preserve"> </w:t>
+            </w:r>
+            <w:r>
+              <w:rPr>
+                <w:rtl/>
+              </w:rPr>
+              <w:t xml:space="preserve">متزايدة تماماً ابتداءً من رتبة</w:t>
+            </w:r>
+            <w:r>
+              <w:rPr>
+                <w:rtl/>
+              </w:rPr>
+              <w:t xml:space="preserve"> </w:t>
+            </w:r>
+            <m:oMath>
+              <m:sSub>
+                <m:e>
+                  <m:r>
+                    <m:t>n</m:t>
+                  </m:r>
+                </m:e>
+                <m:sub>
+                  <m:r>
+                    <m:t>0</m:t>
+                  </m:r>
+                </m:sub>
+              </m:sSub>
+            </m:oMath>
+            <w:r>
+              <w:rPr>
+                <w:rtl/>
+              </w:rPr>
+              <w:t xml:space="preserve"> </w:t>
+            </w:r>
+            <w:r>
+              <w:rPr>
+                <w:rtl/>
+              </w:rPr>
+              <w:t xml:space="preserve">يطلب تعيينها.  هل</w:t>
+            </w:r>
+            <w:r>
+              <w:rPr>
+                <w:rtl/>
+              </w:rPr>
+              <w:t xml:space="preserve"> </w:t>
+            </w:r>
+            <m:oMath>
+              <m:d>
+                <m:dPr>
+                  <m:begChr m:val="("/>
+                  <m:endChr m:val=")"/>
+                  <m:sepChr m:val=""/>
+                  <m:grow/>
+                </m:dPr>
+                <m:e>
+                  <m:sSub>
+                    <m:e>
+                      <m:r>
+                        <m:t>s</m:t>
+                      </m:r>
+                    </m:e>
+                    <m:sub>
+                      <m:r>
+                        <m:t>n</m:t>
+                      </m:r>
+                    </m:sub>
+                  </m:sSub>
+                </m:e>
+              </m:d>
+            </m:oMath>
+            <w:r>
+              <w:rPr>
+                <w:rtl/>
+              </w:rPr>
+              <w:t xml:space="preserve"> </w:t>
+            </w:r>
+            <w:r>
+              <w:rPr>
+                <w:rtl/>
+              </w:rPr>
+              <w:t xml:space="preserve">متزايدة على</w:t>
+            </w:r>
+            <w:r>
+              <w:rPr>
+                <w:rtl/>
+              </w:rPr>
+              <w:t xml:space="preserve"> </w:t>
+            </w:r>
+            <m:oMath>
+              <m:r>
+                <m:rPr>
+                  <m:sty m:val="p"/>
+                  <m:scr m:val="double-struck"/>
+                </m:rPr>
+                <m:t>N</m:t>
+              </m:r>
+            </m:oMath>
+            <w:r>
+              <w:rPr>
+                <w:rtl/>
+              </w:rPr>
+              <w:t xml:space="preserve">؟</w:t>
             </w:r>
           </w:p>
         </w:tc>
@@ -4633,6 +4944,953 @@
                 <w:rtl/>
               </w:rPr>
               <w:t xml:space="preserve">.</w:t>
+            </w:r>
+          </w:p>
+          <w:p>
+            <w:pPr>
+              <w:bidi/>
+              <w:ind w:left="567"/>
+            </w:pPr>
+            <w:r>
+              <w:rPr>
+                <w:rtl/>
+              </w:rPr>
+              <w:t xml:space="preserve"/>
+            </w:r>
+            <w:r>
+              <w:rPr>
+                <w:b/>
+                <w:bCs/>
+                <w:rtl/>
+              </w:rPr>
+              <w:t xml:space="preserve">(هـ)</w:t>
+            </w:r>
+            <w:r>
+              <w:rPr>
+                <w:rtl/>
+              </w:rPr>
+              <w:t xml:space="preserve"> </w:t>
+            </w:r>
+            <m:oMath>
+              <m:sSub>
+                <m:e>
+                  <m:r>
+                    <m:t>s</m:t>
+                  </m:r>
+                </m:e>
+                <m:sub>
+                  <m:r>
+                    <m:t>n</m:t>
+                  </m:r>
+                  <m:r>
+                    <m:rPr>
+                      <m:sty m:val="p"/>
+                    </m:rPr>
+                    <m:t>+</m:t>
+                  </m:r>
+                  <m:r>
+                    <m:t>1</m:t>
+                  </m:r>
+                </m:sub>
+              </m:sSub>
+              <m:r>
+                <m:rPr>
+                  <m:sty m:val="p"/>
+                </m:rPr>
+                <m:t>−</m:t>
+              </m:r>
+              <m:sSub>
+                <m:e>
+                  <m:r>
+                    <m:t>s</m:t>
+                  </m:r>
+                </m:e>
+                <m:sub>
+                  <m:r>
+                    <m:t>n</m:t>
+                  </m:r>
+                </m:sub>
+              </m:sSub>
+              <m:r>
+                <m:rPr>
+                  <m:sty m:val="p"/>
+                </m:rPr>
+                <m:t>=</m:t>
+              </m:r>
+              <m:sSup>
+                <m:e>
+                  <m:d>
+                    <m:dPr>
+                      <m:begChr m:val="("/>
+                      <m:endChr m:val=")"/>
+                      <m:sepChr m:val=""/>
+                      <m:grow/>
+                    </m:dPr>
+                    <m:e>
+                      <m:r>
+                        <m:t>n</m:t>
+                      </m:r>
+                      <m:r>
+                        <m:rPr>
+                          <m:sty m:val="p"/>
+                        </m:rPr>
+                        <m:t>+</m:t>
+                      </m:r>
+                      <m:r>
+                        <m:t>1</m:t>
+                      </m:r>
+                    </m:e>
+                  </m:d>
+                </m:e>
+                <m:sup>
+                  <m:r>
+                    <m:t>2</m:t>
+                  </m:r>
+                </m:sup>
+              </m:sSup>
+              <m:r>
+                <m:rPr>
+                  <m:sty m:val="p"/>
+                </m:rPr>
+                <m:t>−</m:t>
+              </m:r>
+              <m:r>
+                <m:t>8</m:t>
+              </m:r>
+              <m:d>
+                <m:dPr>
+                  <m:begChr m:val="("/>
+                  <m:endChr m:val=")"/>
+                  <m:sepChr m:val=""/>
+                  <m:grow/>
+                </m:dPr>
+                <m:e>
+                  <m:r>
+                    <m:t>n</m:t>
+                  </m:r>
+                  <m:r>
+                    <m:rPr>
+                      <m:sty m:val="p"/>
+                    </m:rPr>
+                    <m:t>+</m:t>
+                  </m:r>
+                  <m:r>
+                    <m:t>1</m:t>
+                  </m:r>
+                </m:e>
+              </m:d>
+              <m:r>
+                <m:rPr>
+                  <m:sty m:val="p"/>
+                </m:rPr>
+                <m:t>+</m:t>
+              </m:r>
+              <m:r>
+                <m:t>3</m:t>
+              </m:r>
+              <m:r>
+                <m:rPr>
+                  <m:sty m:val="p"/>
+                </m:rPr>
+                <m:t>−</m:t>
+              </m:r>
+              <m:sSup>
+                <m:e>
+                  <m:r>
+                    <m:t>n</m:t>
+                  </m:r>
+                </m:e>
+                <m:sup>
+                  <m:r>
+                    <m:t>2</m:t>
+                  </m:r>
+                </m:sup>
+              </m:sSup>
+              <m:r>
+                <m:rPr>
+                  <m:sty m:val="p"/>
+                </m:rPr>
+                <m:t>+</m:t>
+              </m:r>
+              <m:r>
+                <m:t>8</m:t>
+              </m:r>
+              <m:r>
+                <m:t>n</m:t>
+              </m:r>
+              <m:r>
+                <m:rPr>
+                  <m:sty m:val="p"/>
+                </m:rPr>
+                <m:t>−</m:t>
+              </m:r>
+              <m:r>
+                <m:t>3</m:t>
+              </m:r>
+              <m:r>
+                <m:rPr>
+                  <m:sty m:val="p"/>
+                </m:rPr>
+                <m:t>=</m:t>
+              </m:r>
+              <m:borderBox>
+                <m:e>
+                  <m:r>
+                    <m:t>2</m:t>
+                  </m:r>
+                  <m:r>
+                    <m:t>n</m:t>
+                  </m:r>
+                  <m:r>
+                    <m:rPr>
+                      <m:sty m:val="p"/>
+                    </m:rPr>
+                    <m:t>−</m:t>
+                  </m:r>
+                  <m:r>
+                    <m:t>7</m:t>
+                  </m:r>
+                </m:e>
+              </m:borderBox>
+            </m:oMath>
+            <w:r>
+              <w:rPr>
+                <w:rtl/>
+              </w:rPr>
+              <w:t xml:space="preserve">.</w:t>
+            </w:r>
+          </w:p>
+          <w:p>
+            <w:pPr>
+              <w:bidi/>
+            </w:pPr>
+            <m:oMath>
+              <m:r>
+                <m:t>2</m:t>
+              </m:r>
+              <m:r>
+                <m:t>n</m:t>
+              </m:r>
+              <m:r>
+                <m:rPr>
+                  <m:sty m:val="p"/>
+                </m:rPr>
+                <m:t>−</m:t>
+              </m:r>
+              <m:r>
+                <m:t>7</m:t>
+              </m:r>
+              <m:r>
+                <m:rPr>
+                  <m:sty m:val="p"/>
+                </m:rPr>
+                <m:t>&gt;</m:t>
+              </m:r>
+              <m:r>
+                <m:t>0</m:t>
+              </m:r>
+              <m:r>
+                <m:rPr>
+                  <m:sty m:val="p"/>
+                </m:rPr>
+                <m:t>⇔</m:t>
+              </m:r>
+              <m:r>
+                <m:t>n</m:t>
+              </m:r>
+              <m:r>
+                <m:rPr>
+                  <m:sty m:val="p"/>
+                </m:rPr>
+                <m:t>&gt;</m:t>
+              </m:r>
+              <m:f>
+                <m:fPr>
+                  <m:type m:val="bar"/>
+                </m:fPr>
+                <m:num>
+                  <m:r>
+                    <m:t>7</m:t>
+                  </m:r>
+                </m:num>
+                <m:den>
+                  <m:r>
+                    <m:t>2</m:t>
+                  </m:r>
+                </m:den>
+              </m:f>
+            </m:oMath>
+            <w:r>
+              <w:rPr>
+                <w:rtl/>
+              </w:rPr>
+              <w:t xml:space="preserve"> </w:t>
+            </w:r>
+            <w:r>
+              <w:rPr>
+                <w:rtl/>
+              </w:rPr>
+              <w:t xml:space="preserve">، أي</w:t>
+            </w:r>
+            <w:r>
+              <w:rPr>
+                <w:rtl/>
+              </w:rPr>
+              <w:t xml:space="preserve"> </w:t>
+            </w:r>
+            <m:oMath>
+              <m:r>
+                <m:t>n</m:t>
+              </m:r>
+              <m:r>
+                <m:rPr>
+                  <m:sty m:val="p"/>
+                </m:rPr>
+                <m:t>≥</m:t>
+              </m:r>
+              <m:r>
+                <m:t>4</m:t>
+              </m:r>
+            </m:oMath>
+            <w:r>
+              <w:rPr>
+                <w:rtl/>
+              </w:rPr>
+              <w:t xml:space="preserve"> </w:t>
+            </w:r>
+            <w:r>
+              <w:rPr>
+                <w:rtl/>
+              </w:rPr>
+              <w:t xml:space="preserve">(</w:t>
+            </w:r>
+            <m:oMath>
+              <m:r>
+                <m:t>n</m:t>
+              </m:r>
+            </m:oMath>
+            <w:r>
+              <w:rPr>
+                <w:rtl/>
+              </w:rPr>
+              <w:t xml:space="preserve"> </w:t>
+            </w:r>
+            <w:r>
+              <w:rPr>
+                <w:rtl/>
+              </w:rPr>
+              <w:t xml:space="preserve">طبيعي).  إذن من أجل كل</w:t>
+            </w:r>
+            <w:r>
+              <w:rPr>
+                <w:rtl/>
+              </w:rPr>
+              <w:t xml:space="preserve"> </w:t>
+            </w:r>
+            <m:oMath>
+              <m:r>
+                <m:t>n</m:t>
+              </m:r>
+              <m:r>
+                <m:rPr>
+                  <m:sty m:val="p"/>
+                </m:rPr>
+                <m:t>≥</m:t>
+              </m:r>
+              <m:r>
+                <m:t>4</m:t>
+              </m:r>
+            </m:oMath>
+            <w:r>
+              <w:rPr>
+                <w:rtl/>
+              </w:rPr>
+              <w:t xml:space="preserve">:</w:t>
+            </w:r>
+            <w:r>
+              <w:rPr>
+                <w:rtl/>
+              </w:rPr>
+              <w:t xml:space="preserve"> </w:t>
+            </w:r>
+            <m:oMath>
+              <m:sSub>
+                <m:e>
+                  <m:r>
+                    <m:t>s</m:t>
+                  </m:r>
+                </m:e>
+                <m:sub>
+                  <m:r>
+                    <m:t>n</m:t>
+                  </m:r>
+                  <m:r>
+                    <m:rPr>
+                      <m:sty m:val="p"/>
+                    </m:rPr>
+                    <m:t>+</m:t>
+                  </m:r>
+                  <m:r>
+                    <m:t>1</m:t>
+                  </m:r>
+                </m:sub>
+              </m:sSub>
+              <m:r>
+                <m:rPr>
+                  <m:sty m:val="p"/>
+                </m:rPr>
+                <m:t>&gt;</m:t>
+              </m:r>
+              <m:sSub>
+                <m:e>
+                  <m:r>
+                    <m:t>s</m:t>
+                  </m:r>
+                </m:e>
+                <m:sub>
+                  <m:r>
+                    <m:t>n</m:t>
+                  </m:r>
+                </m:sub>
+              </m:sSub>
+            </m:oMath>
+            <w:r>
+              <w:rPr>
+                <w:rtl/>
+              </w:rPr>
+              <w:t xml:space="preserve"> </w:t>
+            </w:r>
+            <w:r>
+              <w:rPr>
+                <w:rtl/>
+              </w:rPr>
+              <w:t xml:space="preserve">، و</w:t>
+            </w:r>
+            <w:r>
+              <w:rPr>
+                <w:rtl/>
+              </w:rPr>
+              <w:t xml:space="preserve"> </w:t>
+            </w:r>
+            <m:oMath>
+              <m:d>
+                <m:dPr>
+                  <m:begChr m:val="("/>
+                  <m:endChr m:val=")"/>
+                  <m:sepChr m:val=""/>
+                  <m:grow/>
+                </m:dPr>
+                <m:e>
+                  <m:sSub>
+                    <m:e>
+                      <m:r>
+                        <m:t>s</m:t>
+                      </m:r>
+                    </m:e>
+                    <m:sub>
+                      <m:r>
+                        <m:t>n</m:t>
+                      </m:r>
+                    </m:sub>
+                  </m:sSub>
+                </m:e>
+              </m:d>
+            </m:oMath>
+            <w:r>
+              <w:rPr>
+                <w:shd w:val="clear" w:color="auto" w:fill="E4EAF3"/>
+                <w:rtl/>
+              </w:rPr>
+              <w:t xml:space="preserve"> </w:t>
+            </w:r>
+            <w:r>
+              <w:rPr>
+                <w:shd w:val="clear" w:color="auto" w:fill="E4EAF3"/>
+                <w:rtl/>
+              </w:rPr>
+              <w:t xml:space="preserve">متزايدة تماماً ابتداءً من الرتبة</w:t>
+            </w:r>
+            <w:r>
+              <w:rPr>
+                <w:shd w:val="clear" w:color="auto" w:fill="E4EAF3"/>
+                <w:rtl/>
+              </w:rPr>
+              <w:t xml:space="preserve"> </w:t>
+            </w:r>
+            <m:oMath>
+              <m:sSub>
+                <m:e>
+                  <m:r>
+                    <m:t>n</m:t>
+                  </m:r>
+                </m:e>
+                <m:sub>
+                  <m:r>
+                    <m:t>0</m:t>
+                  </m:r>
+                </m:sub>
+              </m:sSub>
+              <m:r>
+                <m:rPr>
+                  <m:sty m:val="p"/>
+                </m:rPr>
+                <m:t>=</m:t>
+              </m:r>
+              <m:r>
+                <m:t>4</m:t>
+              </m:r>
+            </m:oMath>
+            <w:r>
+              <w:rPr>
+                <w:rtl/>
+              </w:rPr>
+              <w:t xml:space="preserve">.</w:t>
+            </w:r>
+          </w:p>
+          <w:p>
+            <w:pPr>
+              <w:bidi/>
+            </w:pPr>
+            <w:r>
+              <w:rPr>
+                <w:rtl/>
+              </w:rPr>
+              <w:t xml:space="preserve">ليست متزايدة على</w:t>
+            </w:r>
+            <w:r>
+              <w:rPr>
+                <w:rtl/>
+              </w:rPr>
+              <w:t xml:space="preserve"> </w:t>
+            </w:r>
+            <m:oMath>
+              <m:r>
+                <m:rPr>
+                  <m:sty m:val="p"/>
+                  <m:scr m:val="double-struck"/>
+                </m:rPr>
+                <m:t>N</m:t>
+              </m:r>
+            </m:oMath>
+            <w:r>
+              <w:rPr>
+                <w:rtl/>
+              </w:rPr>
+              <w:t xml:space="preserve">: من أجل</w:t>
+            </w:r>
+            <w:r>
+              <w:rPr>
+                <w:rtl/>
+              </w:rPr>
+              <w:t xml:space="preserve"> </w:t>
+            </w:r>
+            <m:oMath>
+              <m:r>
+                <m:t>n</m:t>
+              </m:r>
+              <m:r>
+                <m:rPr>
+                  <m:sty m:val="p"/>
+                </m:rPr>
+                <m:t>≤</m:t>
+              </m:r>
+              <m:r>
+                <m:t>3</m:t>
+              </m:r>
+            </m:oMath>
+            <w:r>
+              <w:rPr>
+                <w:rtl/>
+              </w:rPr>
+              <w:t xml:space="preserve"> </w:t>
+            </w:r>
+            <w:r>
+              <w:rPr>
+                <w:rtl/>
+              </w:rPr>
+              <w:t xml:space="preserve">لدينا</w:t>
+            </w:r>
+            <w:r>
+              <w:rPr>
+                <w:rtl/>
+              </w:rPr>
+              <w:t xml:space="preserve"> </w:t>
+            </w:r>
+            <m:oMath>
+              <m:r>
+                <m:t>2</m:t>
+              </m:r>
+              <m:r>
+                <m:t>n</m:t>
+              </m:r>
+              <m:r>
+                <m:rPr>
+                  <m:sty m:val="p"/>
+                </m:rPr>
+                <m:t>−</m:t>
+              </m:r>
+              <m:r>
+                <m:t>7</m:t>
+              </m:r>
+              <m:r>
+                <m:rPr>
+                  <m:sty m:val="p"/>
+                </m:rPr>
+                <m:t>&lt;</m:t>
+              </m:r>
+              <m:r>
+                <m:t>0</m:t>
+              </m:r>
+            </m:oMath>
+            <w:r>
+              <w:rPr>
+                <w:rtl/>
+              </w:rPr>
+              <w:t xml:space="preserve"> </w:t>
+            </w:r>
+            <w:r>
+              <w:rPr>
+                <w:rtl/>
+              </w:rPr>
+              <w:t xml:space="preserve">، فمثلاً</w:t>
+            </w:r>
+            <w:r>
+              <w:rPr>
+                <w:rtl/>
+              </w:rPr>
+              <w:t xml:space="preserve"> </w:t>
+            </w:r>
+            <m:oMath>
+              <m:sSub>
+                <m:e>
+                  <m:r>
+                    <m:t>s</m:t>
+                  </m:r>
+                </m:e>
+                <m:sub>
+                  <m:r>
+                    <m:t>0</m:t>
+                  </m:r>
+                </m:sub>
+              </m:sSub>
+              <m:r>
+                <m:rPr>
+                  <m:sty m:val="p"/>
+                </m:rPr>
+                <m:t>=</m:t>
+              </m:r>
+              <m:r>
+                <m:t>3</m:t>
+              </m:r>
+              <m:r>
+                <m:rPr>
+                  <m:sty m:val="p"/>
+                </m:rPr>
+                <m:t>&gt;</m:t>
+              </m:r>
+              <m:sSub>
+                <m:e>
+                  <m:r>
+                    <m:t>s</m:t>
+                  </m:r>
+                </m:e>
+                <m:sub>
+                  <m:r>
+                    <m:t>1</m:t>
+                  </m:r>
+                </m:sub>
+              </m:sSub>
+              <m:r>
+                <m:rPr>
+                  <m:sty m:val="p"/>
+                </m:rPr>
+                <m:t>=</m:t>
+              </m:r>
+              <m:r>
+                <m:rPr>
+                  <m:sty m:val="p"/>
+                </m:rPr>
+                <m:t>−</m:t>
+              </m:r>
+              <m:r>
+                <m:t>4</m:t>
+              </m:r>
+            </m:oMath>
+            <w:r>
+              <w:rPr>
+                <w:rtl/>
+              </w:rPr>
+              <w:t xml:space="preserve">.  الحدود:</w:t>
+            </w:r>
+            <w:r>
+              <w:rPr>
+                <w:rtl/>
+              </w:rPr>
+              <w:t xml:space="preserve"> </w:t>
+            </w:r>
+            <m:oMath>
+              <m:r>
+                <m:t>3</m:t>
+              </m:r>
+            </m:oMath>
+            <w:r>
+              <w:rPr>
+                <w:rtl/>
+              </w:rPr>
+              <w:t xml:space="preserve"> </w:t>
+            </w:r>
+            <w:r>
+              <w:rPr>
+                <w:rtl/>
+              </w:rPr>
+              <w:t xml:space="preserve">،</w:t>
+            </w:r>
+            <w:r>
+              <w:rPr>
+                <w:rtl/>
+              </w:rPr>
+              <w:t xml:space="preserve"> </w:t>
+            </w:r>
+            <m:oMath>
+              <m:r>
+                <m:rPr>
+                  <m:sty m:val="p"/>
+                </m:rPr>
+                <m:t>−</m:t>
+              </m:r>
+              <m:r>
+                <m:t>4</m:t>
+              </m:r>
+            </m:oMath>
+            <w:r>
+              <w:rPr>
+                <w:rtl/>
+              </w:rPr>
+              <w:t xml:space="preserve"> </w:t>
+            </w:r>
+            <w:r>
+              <w:rPr>
+                <w:rtl/>
+              </w:rPr>
+              <w:t xml:space="preserve">،</w:t>
+            </w:r>
+            <w:r>
+              <w:rPr>
+                <w:rtl/>
+              </w:rPr>
+              <w:t xml:space="preserve"> </w:t>
+            </w:r>
+            <m:oMath>
+              <m:r>
+                <m:rPr>
+                  <m:sty m:val="p"/>
+                </m:rPr>
+                <m:t>−</m:t>
+              </m:r>
+              <m:r>
+                <m:t>9</m:t>
+              </m:r>
+            </m:oMath>
+            <w:r>
+              <w:rPr>
+                <w:rtl/>
+              </w:rPr>
+              <w:t xml:space="preserve"> </w:t>
+            </w:r>
+            <w:r>
+              <w:rPr>
+                <w:rtl/>
+              </w:rPr>
+              <w:t xml:space="preserve">،</w:t>
+            </w:r>
+            <w:r>
+              <w:rPr>
+                <w:rtl/>
+              </w:rPr>
+              <w:t xml:space="preserve"> </w:t>
+            </w:r>
+            <m:oMath>
+              <m:r>
+                <m:rPr>
+                  <m:sty m:val="p"/>
+                </m:rPr>
+                <m:t>−</m:t>
+              </m:r>
+              <m:r>
+                <m:t>12</m:t>
+              </m:r>
+            </m:oMath>
+            <w:r>
+              <w:rPr>
+                <w:rtl/>
+              </w:rPr>
+              <w:t xml:space="preserve"> </w:t>
+            </w:r>
+            <w:r>
+              <w:rPr>
+                <w:rtl/>
+              </w:rPr>
+              <w:t xml:space="preserve">،</w:t>
+            </w:r>
+            <w:r>
+              <w:rPr>
+                <w:rtl/>
+              </w:rPr>
+              <w:t xml:space="preserve"> </w:t>
+            </w:r>
+            <m:oMath>
+              <m:r>
+                <m:rPr>
+                  <m:sty m:val="p"/>
+                </m:rPr>
+                <m:t>−</m:t>
+              </m:r>
+              <m:r>
+                <m:t>13</m:t>
+              </m:r>
+            </m:oMath>
+            <w:r>
+              <w:rPr>
+                <w:rtl/>
+              </w:rPr>
+              <w:t xml:space="preserve"> </w:t>
+            </w:r>
+            <w:r>
+              <w:rPr>
+                <w:rtl/>
+              </w:rPr>
+              <w:t xml:space="preserve">،</w:t>
+            </w:r>
+            <w:r>
+              <w:rPr>
+                <w:rtl/>
+              </w:rPr>
+              <w:t xml:space="preserve"> </w:t>
+            </w:r>
+            <m:oMath>
+              <m:r>
+                <m:rPr>
+                  <m:sty m:val="p"/>
+                </m:rPr>
+                <m:t>−</m:t>
+              </m:r>
+              <m:r>
+                <m:t>12</m:t>
+              </m:r>
+            </m:oMath>
+            <w:r>
+              <w:rPr>
+                <w:rtl/>
+              </w:rPr>
+              <w:t xml:space="preserve"> </w:t>
+            </w:r>
+            <w:r>
+              <w:rPr>
+                <w:rtl/>
+              </w:rPr>
+              <w:t xml:space="preserve">،</w:t>
+            </w:r>
+            <w:r>
+              <w:rPr>
+                <w:rtl/>
+              </w:rPr>
+              <w:t xml:space="preserve"> </w:t>
+            </w:r>
+            <m:oMath>
+              <m:r>
+                <m:rPr>
+                  <m:sty m:val="p"/>
+                </m:rPr>
+                <m:t>−</m:t>
+              </m:r>
+              <m:r>
+                <m:t>9</m:t>
+              </m:r>
+            </m:oMath>
+            <w:r>
+              <w:rPr>
+                <w:rtl/>
+              </w:rPr>
+              <w:t xml:space="preserve"> </w:t>
+            </w:r>
+            <w:r>
+              <w:rPr>
+                <w:rtl/>
+              </w:rPr>
+              <w:t xml:space="preserve">،</w:t>
+            </w:r>
+            <w:r>
+              <w:rPr>
+                <w:rtl/>
+              </w:rPr>
+              <w:t xml:space="preserve"> </w:t>
+            </w:r>
+            <m:oMath>
+              <m:r>
+                <m:rPr>
+                  <m:sty m:val="p"/>
+                </m:rPr>
+                <m:t>…</m:t>
+              </m:r>
+            </m:oMath>
+            <w:r>
+              <w:rPr>
+                <w:rtl/>
+              </w:rPr>
+              <w:t xml:space="preserve"> </w:t>
+            </w:r>
+            <w:r>
+              <w:rPr>
+                <w:rtl/>
+              </w:rPr>
+              <w:t xml:space="preserve"> (تتناقص حتى</w:t>
+            </w:r>
+            <w:r>
+              <w:rPr>
+                <w:rtl/>
+              </w:rPr>
+              <w:t xml:space="preserve"> </w:t>
+            </w:r>
+            <m:oMath>
+              <m:sSub>
+                <m:e>
+                  <m:r>
+                    <m:t>s</m:t>
+                  </m:r>
+                </m:e>
+                <m:sub>
+                  <m:r>
+                    <m:t>4</m:t>
+                  </m:r>
+                </m:sub>
+              </m:sSub>
+              <m:r>
+                <m:rPr>
+                  <m:sty m:val="p"/>
+                </m:rPr>
+                <m:t>=</m:t>
+              </m:r>
+              <m:r>
+                <m:rPr>
+                  <m:sty m:val="p"/>
+                </m:rPr>
+                <m:t>−</m:t>
+              </m:r>
+              <m:r>
+                <m:t>13</m:t>
+              </m:r>
+            </m:oMath>
+            <w:r>
+              <w:rPr>
+                <w:rtl/>
+              </w:rPr>
+              <w:t xml:space="preserve"> </w:t>
+            </w:r>
+            <w:r>
+              <w:rPr>
+                <w:rtl/>
+              </w:rPr>
+              <w:t xml:space="preserve">ثم تتزايد).</w:t>
             </w:r>
           </w:p>
         </w:tc>
@@ -4742,7 +6000,7 @@
                           <a:graphicData uri="http://schemas.openxmlformats.org/drawingml/2006/picture">
                             <pic:pic>
                               <pic:nvPicPr>
-                                <pic:cNvPr id="0" name="9dba82d2f74c4b34.png"/>
+                                <pic:cNvPr id="0" name="3332b8aa693e4ca7.png"/>
                                 <pic:cNvPicPr/>
                               </pic:nvPicPr>
                               <pic:blipFill>
@@ -6217,7 +7475,7 @@
               <w:rPr>
                 <w:rtl/>
               </w:rPr>
-              <w:t xml:space="preserve">باستعمال عبارة</w:t>
+              <w:t xml:space="preserve">احسب</w:t>
             </w:r>
             <w:r>
               <w:rPr>
@@ -6235,63 +7493,24 @@
                 <m:sub>
                   <m:r>
                     <m:t>n</m:t>
+                  </m:r>
+                  <m:r>
+                    <m:rPr>
+                      <m:sty m:val="p"/>
+                    </m:rPr>
+                    <m:t>+</m:t>
+                  </m:r>
+                  <m:r>
+                    <m:t>1</m:t>
                   </m:r>
                 </m:sub>
               </m:sSub>
-            </m:oMath>
-            <w:r>
-              <w:rPr>
-                <w:rtl/>
-              </w:rPr>
-              <w:t xml:space="preserve"> </w:t>
-            </w:r>
-            <w:r>
-              <w:rPr>
-                <w:rtl/>
-              </w:rPr>
-              <w:t xml:space="preserve">بدلالة</w:t>
-            </w:r>
-            <w:r>
-              <w:rPr>
-                <w:rtl/>
-              </w:rPr>
-              <w:t xml:space="preserve"> </w:t>
-            </w:r>
-            <m:oMath>
-              <m:r>
-                <m:t>n</m:t>
-              </m:r>
-            </m:oMath>
-            <w:r>
-              <w:rPr>
-                <w:rtl/>
-              </w:rPr>
-              <w:t xml:space="preserve"> </w:t>
-            </w:r>
-            <w:r>
-              <w:rPr>
-                <w:rtl/>
-              </w:rPr>
-              <w:t xml:space="preserve">، بيّن أنه من أجل كل عدد طبيعي</w:t>
-            </w:r>
-            <w:r>
-              <w:rPr>
-                <w:rtl/>
-              </w:rPr>
-              <w:t xml:space="preserve"> </w:t>
-            </w:r>
-            <m:oMath>
-              <m:r>
-                <m:t>n</m:t>
-              </m:r>
-            </m:oMath>
-            <w:r>
-              <w:rPr>
-                <w:rtl/>
-              </w:rPr>
-              <w:t xml:space="preserve">:  </w:t>
-            </w:r>
-            <m:oMath>
+              <m:r>
+                <m:rPr>
+                  <m:sty m:val="p"/>
+                </m:rPr>
+                <m:t>−</m:t>
+              </m:r>
               <m:sSub>
                 <m:e>
                   <m:r>
@@ -6304,33 +7523,83 @@
                   </m:r>
                 </m:sub>
               </m:sSub>
-              <m:r>
-                <m:rPr>
-                  <m:sty m:val="p"/>
-                </m:rPr>
-                <m:t>&gt;</m:t>
-              </m:r>
-              <m:f>
-                <m:fPr>
-                  <m:type m:val="bar"/>
-                </m:fPr>
-                <m:num>
-                  <m:r>
-                    <m:t>2</m:t>
-                  </m:r>
-                </m:num>
-                <m:den>
-                  <m:r>
-                    <m:t>3</m:t>
-                  </m:r>
-                </m:den>
-              </m:f>
-            </m:oMath>
-            <w:r>
-              <w:rPr>
-                <w:rtl/>
-              </w:rPr>
-              <w:t xml:space="preserve">.</w:t>
+            </m:oMath>
+            <w:r>
+              <w:rPr>
+                <w:rtl/>
+              </w:rPr>
+              <w:t xml:space="preserve"> </w:t>
+            </w:r>
+            <w:r>
+              <w:rPr>
+                <w:rtl/>
+              </w:rPr>
+              <w:t xml:space="preserve">بدلالة</w:t>
+            </w:r>
+            <w:r>
+              <w:rPr>
+                <w:rtl/>
+              </w:rPr>
+              <w:t xml:space="preserve"> </w:t>
+            </w:r>
+            <m:oMath>
+              <m:r>
+                <m:t>n</m:t>
+              </m:r>
+            </m:oMath>
+            <w:r>
+              <w:rPr>
+                <w:rtl/>
+              </w:rPr>
+              <w:t xml:space="preserve"> </w:t>
+            </w:r>
+            <w:r>
+              <w:rPr>
+                <w:rtl/>
+              </w:rPr>
+              <w:t xml:space="preserve">، ثم ادرس اتجاه تغير المتتالية</w:t>
+            </w:r>
+            <w:r>
+              <w:rPr>
+                <w:rtl/>
+              </w:rPr>
+              <w:t xml:space="preserve"> </w:t>
+            </w:r>
+            <m:oMath>
+              <m:d>
+                <m:dPr>
+                  <m:begChr m:val="("/>
+                  <m:endChr m:val=")"/>
+                  <m:sepChr m:val=""/>
+                  <m:grow/>
+                </m:dPr>
+                <m:e>
+                  <m:sSub>
+                    <m:e>
+                      <m:r>
+                        <m:t>u</m:t>
+                      </m:r>
+                    </m:e>
+                    <m:sub>
+                      <m:r>
+                        <m:t>n</m:t>
+                      </m:r>
+                    </m:sub>
+                  </m:sSub>
+                </m:e>
+              </m:d>
+            </m:oMath>
+            <w:r>
+              <w:rPr>
+                <w:rtl/>
+              </w:rPr>
+              <w:t xml:space="preserve"> </w:t>
+            </w:r>
+            <w:r>
+              <w:rPr>
+                <w:rtl/>
+              </w:rPr>
+              <w:t xml:space="preserve">(قارن مع التخمين).</w:t>
             </w:r>
           </w:p>
           <w:p>
@@ -6366,7 +7635,7 @@
               <w:rPr>
                 <w:rtl/>
               </w:rPr>
-              <w:t xml:space="preserve">احسب</w:t>
+              <w:t xml:space="preserve">عيّن أصغر عدد طبيعي</w:t>
             </w:r>
             <w:r>
               <w:rPr>
@@ -6378,39 +7647,44 @@
               <m:sSub>
                 <m:e>
                   <m:r>
-                    <m:t>u</m:t>
+                    <m:t>n</m:t>
                   </m:r>
                 </m:e>
                 <m:sub>
                   <m:r>
-                    <m:t>n</m:t>
-                  </m:r>
-                  <m:r>
-                    <m:rPr>
-                      <m:sty m:val="p"/>
-                    </m:rPr>
-                    <m:t>+</m:t>
-                  </m:r>
-                  <m:r>
-                    <m:t>1</m:t>
+                    <m:t>0</m:t>
                   </m:r>
                 </m:sub>
               </m:sSub>
-              <m:r>
-                <m:rPr>
-                  <m:sty m:val="p"/>
-                </m:rPr>
-                <m:t>−</m:t>
-              </m:r>
+            </m:oMath>
+            <w:r>
+              <w:rPr>
+                <w:rtl/>
+              </w:rPr>
+              <w:t xml:space="preserve"> </w:t>
+            </w:r>
+            <w:r>
+              <w:rPr>
+                <w:rtl/>
+              </w:rPr>
+              <w:t xml:space="preserve">بحيث ابتداءً من الرتبة</w:t>
+            </w:r>
+            <w:r>
+              <w:rPr>
+                <w:rtl/>
+              </w:rPr>
+              <w:t xml:space="preserve"> </w:t>
+            </w:r>
+            <m:oMath>
               <m:sSub>
                 <m:e>
                   <m:r>
-                    <m:t>u</m:t>
+                    <m:t>n</m:t>
                   </m:r>
                 </m:e>
                 <m:sub>
                   <m:r>
-                    <m:t>n</m:t>
+                    <m:t>0</m:t>
                   </m:r>
                 </m:sub>
               </m:sSub>
@@ -6425,72 +7699,66 @@
               <w:rPr>
                 <w:rtl/>
               </w:rPr>
-              <w:t xml:space="preserve">بدلالة</w:t>
-            </w:r>
-            <w:r>
-              <w:rPr>
-                <w:rtl/>
-              </w:rPr>
-              <w:t xml:space="preserve"> </w:t>
-            </w:r>
-            <m:oMath>
-              <m:r>
-                <m:t>n</m:t>
-              </m:r>
-            </m:oMath>
-            <w:r>
-              <w:rPr>
-                <w:rtl/>
-              </w:rPr>
-              <w:t xml:space="preserve"> </w:t>
-            </w:r>
-            <w:r>
-              <w:rPr>
-                <w:rtl/>
-              </w:rPr>
-              <w:t xml:space="preserve">، ثم ادرس اتجاه تغير المتتالية</w:t>
-            </w:r>
-            <w:r>
-              <w:rPr>
-                <w:rtl/>
-              </w:rPr>
-              <w:t xml:space="preserve"> </w:t>
-            </w:r>
-            <m:oMath>
-              <m:d>
-                <m:dPr>
-                  <m:begChr m:val="("/>
-                  <m:endChr m:val=")"/>
-                  <m:sepChr m:val=""/>
-                  <m:grow/>
-                </m:dPr>
-                <m:e>
-                  <m:sSub>
-                    <m:e>
-                      <m:r>
-                        <m:t>u</m:t>
-                      </m:r>
-                    </m:e>
-                    <m:sub>
-                      <m:r>
-                        <m:t>n</m:t>
-                      </m:r>
-                    </m:sub>
-                  </m:sSub>
-                </m:e>
-              </m:d>
-            </m:oMath>
-            <w:r>
-              <w:rPr>
-                <w:rtl/>
-              </w:rPr>
-              <w:t xml:space="preserve"> </w:t>
-            </w:r>
-            <w:r>
-              <w:rPr>
-                <w:rtl/>
-              </w:rPr>
-              <w:t xml:space="preserve">(قارن مع التخمين).</w:t>
+              <w:t xml:space="preserve">يكون:  </w:t>
+            </w:r>
+            <m:oMath>
+              <m:sSub>
+                <m:e>
+                  <m:r>
+                    <m:t>u</m:t>
+                  </m:r>
+                </m:e>
+                <m:sub>
+                  <m:r>
+                    <m:t>n</m:t>
+                  </m:r>
+                </m:sub>
+              </m:sSub>
+              <m:r>
+                <m:rPr>
+                  <m:sty m:val="p"/>
+                </m:rPr>
+                <m:t>−</m:t>
+              </m:r>
+              <m:f>
+                <m:fPr>
+                  <m:type m:val="bar"/>
+                </m:fPr>
+                <m:num>
+                  <m:r>
+                    <m:t>2</m:t>
+                  </m:r>
+                </m:num>
+                <m:den>
+                  <m:r>
+                    <m:t>3</m:t>
+                  </m:r>
+                </m:den>
+              </m:f>
+              <m:r>
+                <m:rPr>
+                  <m:sty m:val="p"/>
+                </m:rPr>
+                <m:t>&lt;</m:t>
+              </m:r>
+              <m:r>
+                <m:t>0</m:t>
+              </m:r>
+              <m:r>
+                <m:rPr>
+                  <m:sty m:val="p"/>
+                </m:rPr>
+                <m:t>,</m:t>
+              </m:r>
+              <m:r>
+                <m:t>01</m:t>
+              </m:r>
+            </m:oMath>
+            <w:r>
+              <w:rPr>
+                <w:rtl/>
+              </w:rPr>
+              <w:t xml:space="preserve">.</w:t>
             </w:r>
           </w:p>
         </w:tc>
@@ -6600,7 +7868,7 @@
                           <a:graphicData uri="http://schemas.openxmlformats.org/drawingml/2006/picture">
                             <pic:pic>
                               <pic:nvPicPr>
-                                <pic:cNvPr id="0" name="7a526920d3f0768e.png"/>
+                                <pic:cNvPr id="0" name="1cc4a90e28c7682b.png"/>
                                 <pic:cNvPicPr/>
                               </pic:nvPicPr>
                               <pic:blipFill>
@@ -8858,362 +10126,6 @@
                   <m:r>
                     <m:t>n</m:t>
                   </m:r>
-                </m:sub>
-              </m:sSub>
-              <m:r>
-                <m:rPr>
-                  <m:sty m:val="p"/>
-                </m:rPr>
-                <m:t>−</m:t>
-              </m:r>
-              <m:f>
-                <m:fPr>
-                  <m:type m:val="bar"/>
-                </m:fPr>
-                <m:num>
-                  <m:r>
-                    <m:t>2</m:t>
-                  </m:r>
-                </m:num>
-                <m:den>
-                  <m:r>
-                    <m:t>3</m:t>
-                  </m:r>
-                </m:den>
-              </m:f>
-              <m:r>
-                <m:rPr>
-                  <m:sty m:val="p"/>
-                </m:rPr>
-                <m:t>=</m:t>
-              </m:r>
-              <m:sSub>
-                <m:e>
-                  <m:r>
-                    <m:t>v</m:t>
-                  </m:r>
-                </m:e>
-                <m:sub>
-                  <m:r>
-                    <m:t>n</m:t>
-                  </m:r>
-                </m:sub>
-              </m:sSub>
-              <m:r>
-                <m:rPr>
-                  <m:sty m:val="p"/>
-                </m:rPr>
-                <m:t>=</m:t>
-              </m:r>
-              <m:f>
-                <m:fPr>
-                  <m:type m:val="bar"/>
-                </m:fPr>
-                <m:num>
-                  <m:r>
-                    <m:t>16</m:t>
-                  </m:r>
-                </m:num>
-                <m:den>
-                  <m:r>
-                    <m:t>3</m:t>
-                  </m:r>
-                </m:den>
-              </m:f>
-              <m:r>
-                <m:rPr>
-                  <m:sty m:val="p"/>
-                </m:rPr>
-                <m:t>(</m:t>
-              </m:r>
-              <m:f>
-                <m:fPr>
-                  <m:type m:val="bar"/>
-                </m:fPr>
-                <m:num>
-                  <m:r>
-                    <m:t>1</m:t>
-                  </m:r>
-                </m:num>
-                <m:den>
-                  <m:r>
-                    <m:t>2</m:t>
-                  </m:r>
-                </m:den>
-              </m:f>
-              <m:sSup>
-                <m:e>
-                  <m:r>
-                    <m:rPr>
-                      <m:sty m:val="p"/>
-                    </m:rPr>
-                    <m:t>)</m:t>
-                  </m:r>
-                </m:e>
-                <m:sup>
-                  <m:r>
-                    <m:t>n</m:t>
-                  </m:r>
-                </m:sup>
-              </m:sSup>
-            </m:oMath>
-            <w:r>
-              <w:rPr>
-                <w:rtl/>
-              </w:rPr>
-              <w:t xml:space="preserve"> </w:t>
-            </w:r>
-            <w:r>
-              <w:rPr>
-                <w:rtl/>
-              </w:rPr>
-              <w:t xml:space="preserve">، و</w:t>
-            </w:r>
-            <w:r>
-              <w:rPr>
-                <w:rtl/>
-              </w:rPr>
-              <w:t xml:space="preserve"> </w:t>
-            </w:r>
-            <m:oMath>
-              <m:r>
-                <m:rPr>
-                  <m:sty m:val="p"/>
-                </m:rPr>
-                <m:t>(</m:t>
-              </m:r>
-              <m:f>
-                <m:fPr>
-                  <m:type m:val="bar"/>
-                </m:fPr>
-                <m:num>
-                  <m:r>
-                    <m:t>1</m:t>
-                  </m:r>
-                </m:num>
-                <m:den>
-                  <m:r>
-                    <m:t>2</m:t>
-                  </m:r>
-                </m:den>
-              </m:f>
-              <m:sSup>
-                <m:e>
-                  <m:r>
-                    <m:rPr>
-                      <m:sty m:val="p"/>
-                    </m:rPr>
-                    <m:t>)</m:t>
-                  </m:r>
-                </m:e>
-                <m:sup>
-                  <m:r>
-                    <m:t>n</m:t>
-                  </m:r>
-                </m:sup>
-              </m:sSup>
-              <m:r>
-                <m:rPr>
-                  <m:sty m:val="p"/>
-                </m:rPr>
-                <m:t>&gt;</m:t>
-              </m:r>
-              <m:r>
-                <m:t>0</m:t>
-              </m:r>
-            </m:oMath>
-            <w:r>
-              <w:rPr>
-                <w:rtl/>
-              </w:rPr>
-              <w:t xml:space="preserve"> </w:t>
-            </w:r>
-            <w:r>
-              <w:rPr>
-                <w:rtl/>
-              </w:rPr>
-              <w:t xml:space="preserve">، إذن</w:t>
-            </w:r>
-            <w:r>
-              <w:rPr>
-                <w:rtl/>
-              </w:rPr>
-              <w:t xml:space="preserve"> </w:t>
-            </w:r>
-            <m:oMath>
-              <m:sSub>
-                <m:e>
-                  <m:r>
-                    <m:t>u</m:t>
-                  </m:r>
-                </m:e>
-                <m:sub>
-                  <m:r>
-                    <m:t>n</m:t>
-                  </m:r>
-                </m:sub>
-              </m:sSub>
-              <m:r>
-                <m:rPr>
-                  <m:sty m:val="p"/>
-                </m:rPr>
-                <m:t>−</m:t>
-              </m:r>
-              <m:f>
-                <m:fPr>
-                  <m:type m:val="bar"/>
-                </m:fPr>
-                <m:num>
-                  <m:r>
-                    <m:t>2</m:t>
-                  </m:r>
-                </m:num>
-                <m:den>
-                  <m:r>
-                    <m:t>3</m:t>
-                  </m:r>
-                </m:den>
-              </m:f>
-              <m:r>
-                <m:rPr>
-                  <m:sty m:val="p"/>
-                </m:rPr>
-                <m:t>&gt;</m:t>
-              </m:r>
-              <m:r>
-                <m:t>0</m:t>
-              </m:r>
-            </m:oMath>
-            <w:r>
-              <w:rPr>
-                <w:rtl/>
-              </w:rPr>
-              <w:t xml:space="preserve"> </w:t>
-            </w:r>
-            <w:r>
-              <w:rPr>
-                <w:rtl/>
-              </w:rPr>
-              <w:t xml:space="preserve">، أي من أجل كل</w:t>
-            </w:r>
-            <w:r>
-              <w:rPr>
-                <w:rtl/>
-              </w:rPr>
-              <w:t xml:space="preserve"> </w:t>
-            </w:r>
-            <m:oMath>
-              <m:r>
-                <m:t>n</m:t>
-              </m:r>
-              <m:r>
-                <m:rPr>
-                  <m:sty m:val="p"/>
-                </m:rPr>
-                <m:t>∈</m:t>
-              </m:r>
-              <m:r>
-                <m:rPr>
-                  <m:sty m:val="p"/>
-                  <m:scr m:val="double-struck"/>
-                </m:rPr>
-                <m:t>N</m:t>
-              </m:r>
-            </m:oMath>
-            <w:r>
-              <w:rPr>
-                <w:rtl/>
-              </w:rPr>
-              <w:t xml:space="preserve">:</w:t>
-            </w:r>
-            <w:r>
-              <w:rPr>
-                <w:rtl/>
-              </w:rPr>
-              <w:t xml:space="preserve"> </w:t>
-            </w:r>
-            <m:oMath>
-              <m:borderBox>
-                <m:e>
-                  <m:sSub>
-                    <m:e>
-                      <m:r>
-                        <m:t>u</m:t>
-                      </m:r>
-                    </m:e>
-                    <m:sub>
-                      <m:r>
-                        <m:t>n</m:t>
-                      </m:r>
-                    </m:sub>
-                  </m:sSub>
-                  <m:r>
-                    <m:rPr>
-                      <m:sty m:val="p"/>
-                    </m:rPr>
-                    <m:t>&gt;</m:t>
-                  </m:r>
-                  <m:f>
-                    <m:fPr>
-                      <m:type m:val="bar"/>
-                    </m:fPr>
-                    <m:num>
-                      <m:r>
-                        <m:t>2</m:t>
-                      </m:r>
-                    </m:num>
-                    <m:den>
-                      <m:r>
-                        <m:t>3</m:t>
-                      </m:r>
-                    </m:den>
-                  </m:f>
-                </m:e>
-              </m:borderBox>
-            </m:oMath>
-            <w:r>
-              <w:rPr>
-                <w:rtl/>
-              </w:rPr>
-              <w:t xml:space="preserve">.</w:t>
-            </w:r>
-          </w:p>
-          <w:p>
-            <w:pPr>
-              <w:bidi/>
-              <w:ind w:left="567"/>
-            </w:pPr>
-            <w:r>
-              <w:rPr>
-                <w:rtl/>
-              </w:rPr>
-              <w:t xml:space="preserve"/>
-            </w:r>
-            <w:r>
-              <w:rPr>
-                <w:b/>
-                <w:bCs/>
-                <w:rtl/>
-              </w:rPr>
-              <w:t xml:space="preserve">(ب)</w:t>
-            </w:r>
-            <w:r>
-              <w:rPr>
-                <w:rtl/>
-              </w:rPr>
-              <w:t xml:space="preserve"> </w:t>
-            </w:r>
-            <m:oMath>
-              <m:sSub>
-                <m:e>
-                  <m:r>
-                    <m:t>u</m:t>
-                  </m:r>
-                </m:e>
-                <m:sub>
-                  <m:r>
-                    <m:t>n</m:t>
-                  </m:r>
                   <m:r>
                     <m:rPr>
                       <m:sty m:val="p"/>
@@ -9709,6 +10621,766 @@
                 <w:rtl/>
               </w:rPr>
               <w:t xml:space="preserve">.)</w:t>
+            </w:r>
+          </w:p>
+          <w:p>
+            <w:pPr>
+              <w:bidi/>
+              <w:ind w:left="567"/>
+            </w:pPr>
+            <w:r>
+              <w:rPr>
+                <w:rtl/>
+              </w:rPr>
+              <w:t xml:space="preserve"/>
+            </w:r>
+            <w:r>
+              <w:rPr>
+                <w:b/>
+                <w:bCs/>
+                <w:rtl/>
+              </w:rPr>
+              <w:t xml:space="preserve">(ب)</w:t>
+            </w:r>
+            <w:r>
+              <w:rPr>
+                <w:rtl/>
+              </w:rPr>
+              <w:t xml:space="preserve"> </w:t>
+            </w:r>
+            <m:oMath>
+              <m:sSub>
+                <m:e>
+                  <m:r>
+                    <m:t>u</m:t>
+                  </m:r>
+                </m:e>
+                <m:sub>
+                  <m:r>
+                    <m:t>n</m:t>
+                  </m:r>
+                </m:sub>
+              </m:sSub>
+              <m:r>
+                <m:rPr>
+                  <m:sty m:val="p"/>
+                </m:rPr>
+                <m:t>−</m:t>
+              </m:r>
+              <m:f>
+                <m:fPr>
+                  <m:type m:val="bar"/>
+                </m:fPr>
+                <m:num>
+                  <m:r>
+                    <m:t>2</m:t>
+                  </m:r>
+                </m:num>
+                <m:den>
+                  <m:r>
+                    <m:t>3</m:t>
+                  </m:r>
+                </m:den>
+              </m:f>
+              <m:r>
+                <m:rPr>
+                  <m:sty m:val="p"/>
+                </m:rPr>
+                <m:t>=</m:t>
+              </m:r>
+              <m:f>
+                <m:fPr>
+                  <m:type m:val="bar"/>
+                </m:fPr>
+                <m:num>
+                  <m:r>
+                    <m:t>16</m:t>
+                  </m:r>
+                </m:num>
+                <m:den>
+                  <m:r>
+                    <m:t>3</m:t>
+                  </m:r>
+                </m:den>
+              </m:f>
+              <m:r>
+                <m:rPr>
+                  <m:sty m:val="p"/>
+                </m:rPr>
+                <m:t>(</m:t>
+              </m:r>
+              <m:f>
+                <m:fPr>
+                  <m:type m:val="bar"/>
+                </m:fPr>
+                <m:num>
+                  <m:r>
+                    <m:t>1</m:t>
+                  </m:r>
+                </m:num>
+                <m:den>
+                  <m:r>
+                    <m:t>2</m:t>
+                  </m:r>
+                </m:den>
+              </m:f>
+              <m:sSup>
+                <m:e>
+                  <m:r>
+                    <m:rPr>
+                      <m:sty m:val="p"/>
+                    </m:rPr>
+                    <m:t>)</m:t>
+                  </m:r>
+                </m:e>
+                <m:sup>
+                  <m:r>
+                    <m:t>n</m:t>
+                  </m:r>
+                </m:sup>
+              </m:sSup>
+              <m:r>
+                <m:rPr>
+                  <m:sty m:val="p"/>
+                </m:rPr>
+                <m:t>&lt;</m:t>
+              </m:r>
+              <m:r>
+                <m:t>0</m:t>
+              </m:r>
+              <m:r>
+                <m:rPr>
+                  <m:sty m:val="p"/>
+                </m:rPr>
+                <m:t>,</m:t>
+              </m:r>
+              <m:r>
+                <m:t>01</m:t>
+              </m:r>
+              <m:r>
+                <m:rPr>
+                  <m:sty m:val="p"/>
+                </m:rPr>
+                <m:t>⇔</m:t>
+              </m:r>
+              <m:f>
+                <m:fPr>
+                  <m:type m:val="bar"/>
+                </m:fPr>
+                <m:num>
+                  <m:r>
+                    <m:t>1</m:t>
+                  </m:r>
+                </m:num>
+                <m:den>
+                  <m:sSup>
+                    <m:e>
+                      <m:r>
+                        <m:t>2</m:t>
+                      </m:r>
+                    </m:e>
+                    <m:sup>
+                      <m:r>
+                        <m:t>n</m:t>
+                      </m:r>
+                    </m:sup>
+                  </m:sSup>
+                </m:den>
+              </m:f>
+              <m:r>
+                <m:rPr>
+                  <m:sty m:val="p"/>
+                </m:rPr>
+                <m:t>&lt;</m:t>
+              </m:r>
+              <m:f>
+                <m:fPr>
+                  <m:type m:val="bar"/>
+                </m:fPr>
+                <m:num>
+                  <m:r>
+                    <m:t>3</m:t>
+                  </m:r>
+                </m:num>
+                <m:den>
+                  <m:r>
+                    <m:t>1600</m:t>
+                  </m:r>
+                </m:den>
+              </m:f>
+              <m:r>
+                <m:rPr>
+                  <m:sty m:val="p"/>
+                </m:rPr>
+                <m:t>⇔</m:t>
+              </m:r>
+              <m:sSup>
+                <m:e>
+                  <m:r>
+                    <m:t>2</m:t>
+                  </m:r>
+                </m:e>
+                <m:sup>
+                  <m:r>
+                    <m:t>n</m:t>
+                  </m:r>
+                </m:sup>
+              </m:sSup>
+              <m:r>
+                <m:rPr>
+                  <m:sty m:val="p"/>
+                </m:rPr>
+                <m:t>&gt;</m:t>
+              </m:r>
+              <m:f>
+                <m:fPr>
+                  <m:type m:val="bar"/>
+                </m:fPr>
+                <m:num>
+                  <m:r>
+                    <m:t>1600</m:t>
+                  </m:r>
+                </m:num>
+                <m:den>
+                  <m:r>
+                    <m:t>3</m:t>
+                  </m:r>
+                </m:den>
+              </m:f>
+              <m:r>
+                <m:rPr>
+                  <m:sty m:val="p"/>
+                </m:rPr>
+                <m:t>≈</m:t>
+              </m:r>
+              <m:r>
+                <m:t>533</m:t>
+              </m:r>
+              <m:r>
+                <m:rPr>
+                  <m:sty m:val="p"/>
+                </m:rPr>
+                <m:t>,</m:t>
+              </m:r>
+              <m:r>
+                <m:t>3</m:t>
+              </m:r>
+            </m:oMath>
+            <w:r>
+              <w:rPr>
+                <w:rtl/>
+              </w:rPr>
+              <w:t xml:space="preserve">.</w:t>
+            </w:r>
+          </w:p>
+          <w:p>
+            <w:pPr>
+              <w:bidi/>
+            </w:pPr>
+            <m:oMath>
+              <m:sSup>
+                <m:e>
+                  <m:r>
+                    <m:t>2</m:t>
+                  </m:r>
+                </m:e>
+                <m:sup>
+                  <m:r>
+                    <m:t>9</m:t>
+                  </m:r>
+                </m:sup>
+              </m:sSup>
+              <m:r>
+                <m:rPr>
+                  <m:sty m:val="p"/>
+                </m:rPr>
+                <m:t>=</m:t>
+              </m:r>
+              <m:r>
+                <m:t>512</m:t>
+              </m:r>
+              <m:r>
+                <m:rPr>
+                  <m:sty m:val="p"/>
+                </m:rPr>
+                <m:t>&lt;</m:t>
+              </m:r>
+              <m:r>
+                <m:t>533</m:t>
+              </m:r>
+              <m:r>
+                <m:rPr>
+                  <m:sty m:val="p"/>
+                </m:rPr>
+                <m:t>,</m:t>
+              </m:r>
+              <m:r>
+                <m:t>3</m:t>
+              </m:r>
+            </m:oMath>
+            <w:r>
+              <w:rPr>
+                <w:rtl/>
+              </w:rPr>
+              <w:t xml:space="preserve"> </w:t>
+            </w:r>
+            <w:r>
+              <w:rPr>
+                <w:rtl/>
+              </w:rPr>
+              <w:t xml:space="preserve">و</w:t>
+            </w:r>
+            <w:r>
+              <w:rPr>
+                <w:rtl/>
+              </w:rPr>
+              <w:t xml:space="preserve"> </w:t>
+            </w:r>
+            <m:oMath>
+              <m:sSup>
+                <m:e>
+                  <m:r>
+                    <m:t>2</m:t>
+                  </m:r>
+                </m:e>
+                <m:sup>
+                  <m:r>
+                    <m:t>10</m:t>
+                  </m:r>
+                </m:sup>
+              </m:sSup>
+              <m:r>
+                <m:rPr>
+                  <m:sty m:val="p"/>
+                </m:rPr>
+                <m:t>=</m:t>
+              </m:r>
+              <m:r>
+                <m:t>1024</m:t>
+              </m:r>
+              <m:r>
+                <m:rPr>
+                  <m:sty m:val="p"/>
+                </m:rPr>
+                <m:t>&gt;</m:t>
+              </m:r>
+              <m:r>
+                <m:t>533</m:t>
+              </m:r>
+              <m:r>
+                <m:rPr>
+                  <m:sty m:val="p"/>
+                </m:rPr>
+                <m:t>,</m:t>
+              </m:r>
+              <m:r>
+                <m:t>3</m:t>
+              </m:r>
+            </m:oMath>
+            <w:r>
+              <w:rPr>
+                <w:rtl/>
+              </w:rPr>
+              <w:t xml:space="preserve"> </w:t>
+            </w:r>
+            <w:r>
+              <w:rPr>
+                <w:rtl/>
+              </w:rPr>
+              <w:t xml:space="preserve">، و</w:t>
+            </w:r>
+            <w:r>
+              <w:rPr>
+                <w:rtl/>
+              </w:rPr>
+              <w:t xml:space="preserve"> </w:t>
+            </w:r>
+            <m:oMath>
+              <m:d>
+                <m:dPr>
+                  <m:begChr m:val="("/>
+                  <m:endChr m:val=")"/>
+                  <m:sepChr m:val=""/>
+                  <m:grow/>
+                </m:dPr>
+                <m:e>
+                  <m:sSup>
+                    <m:e>
+                      <m:r>
+                        <m:t>2</m:t>
+                      </m:r>
+                    </m:e>
+                    <m:sup>
+                      <m:r>
+                        <m:t>n</m:t>
+                      </m:r>
+                    </m:sup>
+                  </m:sSup>
+                </m:e>
+              </m:d>
+            </m:oMath>
+            <w:r>
+              <w:rPr>
+                <w:rtl/>
+              </w:rPr>
+              <w:t xml:space="preserve"> </w:t>
+            </w:r>
+            <w:r>
+              <w:rPr>
+                <w:rtl/>
+              </w:rPr>
+              <w:t xml:space="preserve">متزايدة:  </w:t>
+            </w:r>
+            <m:oMath>
+              <m:borderBox>
+                <m:e>
+                  <m:sSub>
+                    <m:e>
+                      <m:r>
+                        <m:t>n</m:t>
+                      </m:r>
+                    </m:e>
+                    <m:sub>
+                      <m:r>
+                        <m:t>0</m:t>
+                      </m:r>
+                    </m:sub>
+                  </m:sSub>
+                  <m:r>
+                    <m:rPr>
+                      <m:sty m:val="p"/>
+                    </m:rPr>
+                    <m:t>=</m:t>
+                  </m:r>
+                  <m:r>
+                    <m:t>10</m:t>
+                  </m:r>
+                </m:e>
+              </m:borderBox>
+            </m:oMath>
+            <w:r>
+              <w:rPr>
+                <w:rtl/>
+              </w:rPr>
+              <w:t xml:space="preserve">.  (تحقق:</w:t>
+            </w:r>
+            <w:r>
+              <w:rPr>
+                <w:rtl/>
+              </w:rPr>
+              <w:t xml:space="preserve"> </w:t>
+            </w:r>
+            <m:oMath>
+              <m:sSub>
+                <m:e>
+                  <m:r>
+                    <m:t>u</m:t>
+                  </m:r>
+                </m:e>
+                <m:sub>
+                  <m:r>
+                    <m:t>9</m:t>
+                  </m:r>
+                </m:sub>
+              </m:sSub>
+              <m:r>
+                <m:rPr>
+                  <m:sty m:val="p"/>
+                </m:rPr>
+                <m:t>−</m:t>
+              </m:r>
+              <m:f>
+                <m:fPr>
+                  <m:type m:val="bar"/>
+                </m:fPr>
+                <m:num>
+                  <m:r>
+                    <m:t>2</m:t>
+                  </m:r>
+                </m:num>
+                <m:den>
+                  <m:r>
+                    <m:t>3</m:t>
+                  </m:r>
+                </m:den>
+              </m:f>
+              <m:r>
+                <m:rPr>
+                  <m:sty m:val="p"/>
+                </m:rPr>
+                <m:t>≈</m:t>
+              </m:r>
+              <m:r>
+                <m:t>0</m:t>
+              </m:r>
+              <m:r>
+                <m:rPr>
+                  <m:sty m:val="p"/>
+                </m:rPr>
+                <m:t>,</m:t>
+              </m:r>
+              <m:r>
+                <m:t>0104</m:t>
+              </m:r>
+            </m:oMath>
+            <w:r>
+              <w:rPr>
+                <w:rtl/>
+              </w:rPr>
+              <w:t xml:space="preserve"> </w:t>
+            </w:r>
+            <w:r>
+              <w:rPr>
+                <w:rtl/>
+              </w:rPr>
+              <w:t xml:space="preserve">و</w:t>
+            </w:r>
+            <w:r>
+              <w:rPr>
+                <w:rtl/>
+              </w:rPr>
+              <w:t xml:space="preserve"> </w:t>
+            </w:r>
+            <m:oMath>
+              <m:sSub>
+                <m:e>
+                  <m:r>
+                    <m:t>u</m:t>
+                  </m:r>
+                </m:e>
+                <m:sub>
+                  <m:r>
+                    <m:t>10</m:t>
+                  </m:r>
+                </m:sub>
+              </m:sSub>
+              <m:r>
+                <m:rPr>
+                  <m:sty m:val="p"/>
+                </m:rPr>
+                <m:t>−</m:t>
+              </m:r>
+              <m:f>
+                <m:fPr>
+                  <m:type m:val="bar"/>
+                </m:fPr>
+                <m:num>
+                  <m:r>
+                    <m:t>2</m:t>
+                  </m:r>
+                </m:num>
+                <m:den>
+                  <m:r>
+                    <m:t>3</m:t>
+                  </m:r>
+                </m:den>
+              </m:f>
+              <m:r>
+                <m:rPr>
+                  <m:sty m:val="p"/>
+                </m:rPr>
+                <m:t>≈</m:t>
+              </m:r>
+              <m:r>
+                <m:t>0</m:t>
+              </m:r>
+              <m:r>
+                <m:rPr>
+                  <m:sty m:val="p"/>
+                </m:rPr>
+                <m:t>,</m:t>
+              </m:r>
+              <m:r>
+                <m:t>0052</m:t>
+              </m:r>
+            </m:oMath>
+            <w:r>
+              <w:rPr>
+                <w:rtl/>
+              </w:rPr>
+              <w:t xml:space="preserve"> </w:t>
+            </w:r>
+            <m:oMath>
+              <m:r>
+                <m:rPr>
+                  <m:sty m:val="p"/>
+                </m:rPr>
+                <m:t>✓</m:t>
+              </m:r>
+            </m:oMath>
+            <w:r>
+              <w:rPr>
+                <w:rtl/>
+              </w:rPr>
+              <w:t xml:space="preserve">.)</w:t>
+            </w:r>
+          </w:p>
+          <w:p>
+            <w:pPr>
+              <w:bidi/>
+            </w:pPr>
+            <w:r>
+              <w:rPr>
+                <w:rtl/>
+              </w:rPr>
+              <w:t xml:space="preserve">مهما صغّرنا المسافة ، تصبح حدود</w:t>
+            </w:r>
+            <w:r>
+              <w:rPr>
+                <w:rtl/>
+              </w:rPr>
+              <w:t xml:space="preserve"> </w:t>
+            </w:r>
+            <m:oMath>
+              <m:d>
+                <m:dPr>
+                  <m:begChr m:val="("/>
+                  <m:endChr m:val=")"/>
+                  <m:sepChr m:val=""/>
+                  <m:grow/>
+                </m:dPr>
+                <m:e>
+                  <m:sSub>
+                    <m:e>
+                      <m:r>
+                        <m:t>u</m:t>
+                      </m:r>
+                    </m:e>
+                    <m:sub>
+                      <m:r>
+                        <m:t>n</m:t>
+                      </m:r>
+                    </m:sub>
+                  </m:sSub>
+                </m:e>
+              </m:d>
+            </m:oMath>
+            <w:r>
+              <w:rPr>
+                <w:rtl/>
+              </w:rPr>
+              <w:t xml:space="preserve"> </w:t>
+            </w:r>
+            <w:r>
+              <w:rPr>
+                <w:rtl/>
+              </w:rPr>
+              <w:t xml:space="preserve">قريبة من</w:t>
+            </w:r>
+            <w:r>
+              <w:rPr>
+                <w:rtl/>
+              </w:rPr>
+              <w:t xml:space="preserve"> </w:t>
+            </w:r>
+            <m:oMath>
+              <m:f>
+                <m:fPr>
+                  <m:type m:val="bar"/>
+                </m:fPr>
+                <m:num>
+                  <m:r>
+                    <m:t>2</m:t>
+                  </m:r>
+                </m:num>
+                <m:den>
+                  <m:r>
+                    <m:t>3</m:t>
+                  </m:r>
+                </m:den>
+              </m:f>
+            </m:oMath>
+            <w:r>
+              <w:rPr>
+                <w:rtl/>
+              </w:rPr>
+              <w:t xml:space="preserve"> </w:t>
+            </w:r>
+            <w:r>
+              <w:rPr>
+                <w:rtl/>
+              </w:rPr>
+              <w:t xml:space="preserve">ابتداءً من رتبة معيّنة ، وهذا معنى</w:t>
+            </w:r>
+            <w:r>
+              <w:rPr>
+                <w:rtl/>
+              </w:rPr>
+              <w:t xml:space="preserve"> </w:t>
+            </w:r>
+            <m:oMath>
+              <m:limLow>
+                <m:e>
+                  <m:r>
+                    <m:rPr>
+                      <m:sty m:val="p"/>
+                    </m:rPr>
+                    <m:t>lim</m:t>
+                  </m:r>
+                </m:e>
+                <m:lim>
+                  <m:r>
+                    <m:t>n</m:t>
+                  </m:r>
+                  <m:r>
+                    <m:rPr>
+                      <m:sty m:val="p"/>
+                    </m:rPr>
+                    <m:t>→</m:t>
+                  </m:r>
+                  <m:r>
+                    <m:rPr>
+                      <m:sty m:val="p"/>
+                    </m:rPr>
+                    <m:t>+</m:t>
+                  </m:r>
+                  <m:r>
+                    <m:rPr>
+                      <m:sty m:val="p"/>
+                    </m:rPr>
+                    <m:t>∞</m:t>
+                  </m:r>
+                </m:lim>
+              </m:limLow>
+              <m:sSub>
+                <m:e>
+                  <m:r>
+                    <m:t>u</m:t>
+                  </m:r>
+                </m:e>
+                <m:sub>
+                  <m:r>
+                    <m:t>n</m:t>
+                  </m:r>
+                </m:sub>
+              </m:sSub>
+              <m:r>
+                <m:rPr>
+                  <m:sty m:val="p"/>
+                </m:rPr>
+                <m:t>=</m:t>
+              </m:r>
+              <m:f>
+                <m:fPr>
+                  <m:type m:val="bar"/>
+                </m:fPr>
+                <m:num>
+                  <m:r>
+                    <m:t>2</m:t>
+                  </m:r>
+                </m:num>
+                <m:den>
+                  <m:r>
+                    <m:t>3</m:t>
+                  </m:r>
+                </m:den>
+              </m:f>
+            </m:oMath>
+            <w:r>
+              <w:rPr>
+                <w:rtl/>
+              </w:rPr>
+              <w:t xml:space="preserve">.</w:t>
             </w:r>
           </w:p>
           <w:tbl>
@@ -15097,30 +16769,32 @@
               <w:rPr>
                 <w:rtl/>
               </w:rPr>
-              <w:t xml:space="preserve">علماً أن:</w:t>
-            </w:r>
-            <w:r>
-              <w:rPr>
-                <w:rtl/>
-              </w:rPr>
-              <w:t xml:space="preserve"> </w:t>
-            </w:r>
-            <m:oMath>
-              <m:r>
-                <m:rPr>
-                  <m:sty m:val="p"/>
-                </m:rPr>
-                <m:t>−</m:t>
-              </m:r>
-              <m:r>
-                <m:t>1</m:t>
-              </m:r>
-              <m:r>
-                <m:rPr>
-                  <m:sty m:val="p"/>
-                </m:rPr>
-                <m:t>≤</m:t>
-              </m:r>
+              <w:t xml:space="preserve">علماً أنه من أجل كل</w:t>
+            </w:r>
+            <w:r>
+              <w:rPr>
+                <w:rtl/>
+              </w:rPr>
+              <w:t xml:space="preserve"> </w:t>
+            </w:r>
+            <m:oMath>
+              <m:r>
+                <m:t>n</m:t>
+              </m:r>
+            </m:oMath>
+            <w:r>
+              <w:rPr>
+                <w:rtl/>
+              </w:rPr>
+              <w:t xml:space="preserve">:</w:t>
+            </w:r>
+            <w:r>
+              <w:rPr>
+                <w:rtl/>
+              </w:rPr>
+              <w:t xml:space="preserve"> </w:t>
+            </w:r>
+            <m:oMath>
               <m:sSub>
                 <m:e>
                   <m:r>
@@ -15137,10 +16811,16 @@
                 <m:rPr>
                   <m:sty m:val="p"/>
                 </m:rPr>
-                <m:t>≤</m:t>
-              </m:r>
-              <m:r>
-                <m:t>0</m:t>
+                <m:t>≥</m:t>
+              </m:r>
+              <m:r>
+                <m:rPr>
+                  <m:sty m:val="p"/>
+                </m:rPr>
+                <m:t>−</m:t>
+              </m:r>
+              <m:r>
+                <m:t>1</m:t>
               </m:r>
             </m:oMath>
             <w:r>
@@ -28476,7 +30156,7 @@
       </w:pPr>
     </w:p>
     <w:bookmarkEnd w:id="22"/>
-    <w:bookmarkStart w:id="23" w:name="نهاية-متتالية"/>
+    <w:bookmarkStart w:id="23" w:name="وصف-ظاهرة-بواسطة-متتالية"/>
     <w:p>
       <w:pPr>
         <w:pStyle w:val="Heading1"/>
@@ -28488,6 +30168,3543 @@
           <w:rtl/>
         </w:rPr>
         <w:t xml:space="preserve">4</w:t>
+      </w:r>
+      <w:r>
+        <w:rPr>
+          <w:rtl/>
+        </w:rPr>
+        <w:tab/>
+      </w:r>
+      <w:r>
+        <w:rPr>
+          <w:rtl/>
+        </w:rPr>
+        <w:t xml:space="preserve">وصف ظاهرة بواسطة متتالية</w:t>
+      </w:r>
+    </w:p>
+    <w:tbl>
+      <w:tblPr>
+        <w:tblW w:w="9864" w:type="dxa"/>
+        <w:jc w:val="center"/>
+        <w:tblBorders>
+          <w:top w:val="single" w:sz="10" w:space="0" w:color="192E53"/>
+          <w:left w:val="single" w:sz="10" w:space="0" w:color="192E53"/>
+          <w:bottom w:val="single" w:sz="10" w:space="0" w:color="192E53"/>
+          <w:right w:val="single" w:sz="10" w:space="0" w:color="192E53"/>
+          <w:insideH w:val="single" w:sz="10" w:space="0" w:color="192E53"/>
+        </w:tblBorders>
+        <w:tblLayout w:type="fixed"/>
+        <w:tblCellMar>
+          <w:top w:w="40" w:type="dxa"/>
+          <w:left w:w="140" w:type="dxa"/>
+          <w:bottom w:w="60" w:type="dxa"/>
+          <w:right w:w="140" w:type="dxa"/>
+        </w:tblCellMar>
+      </w:tblPr>
+      <w:tblGrid>
+        <w:gridCol w:w="9864"/>
+      </w:tblGrid>
+      <w:tr>
+        <w:trPr>
+          <w:cantSplit/>
+        </w:trPr>
+        <w:tc>
+          <w:tcPr>
+            <w:tcW w:w="9864" w:type="dxa"/>
+            <w:shd w:val="clear" w:color="auto" w:fill="192E53"/>
+          </w:tcPr>
+          <w:p>
+            <w:pPr>
+              <w:keepNext/>
+              <w:bidi/>
+              <w:spacing w:before="0" w:after="0"/>
+            </w:pPr>
+            <w:r>
+              <w:rPr>
+                <w:b/>
+                <w:bCs/>
+                <w:color w:val="FFFFFF"/>
+                <w:rtl/>
+              </w:rPr>
+              <w:t xml:space="preserve">التمرين 11: إنتاج مصنع ونمو السكان</w:t>
+            </w:r>
+          </w:p>
+        </w:tc>
+      </w:tr>
+      <w:tr>
+        <w:tc>
+          <w:tcPr>
+            <w:tcW w:w="9864" w:type="dxa"/>
+            <w:shd w:val="clear" w:color="auto" w:fill="F4F5F7"/>
+          </w:tcPr>
+          <w:p>
+            <w:pPr>
+              <w:bidi/>
+            </w:pPr>
+            <w:r>
+              <w:rPr>
+                <w:b/>
+                <w:bCs/>
+                <w:rtl/>
+              </w:rPr>
+              <w:t xml:space="preserve">الجزء الأول:</w:t>
+            </w:r>
+            <w:r>
+              <w:rPr>
+                <w:rtl/>
+              </w:rPr>
+              <w:t xml:space="preserve"> </w:t>
+            </w:r>
+            <w:r>
+              <w:rPr>
+                <w:rtl/>
+              </w:rPr>
+              <w:t xml:space="preserve">أنتج مصنع في الشهر الأول</w:t>
+            </w:r>
+            <w:r>
+              <w:rPr>
+                <w:rtl/>
+              </w:rPr>
+              <w:t xml:space="preserve"> </w:t>
+            </w:r>
+            <m:oMath>
+              <m:r>
+                <m:t>2000</m:t>
+              </m:r>
+            </m:oMath>
+            <w:r>
+              <w:rPr>
+                <w:rtl/>
+              </w:rPr>
+              <w:t xml:space="preserve"> </w:t>
+            </w:r>
+            <w:r>
+              <w:rPr>
+                <w:rtl/>
+              </w:rPr>
+              <w:t xml:space="preserve">قارورة ، ويزيد إنتاجه كل شهر بـ</w:t>
+            </w:r>
+            <w:r>
+              <w:rPr>
+                <w:rtl/>
+              </w:rPr>
+              <w:t xml:space="preserve"> </w:t>
+            </w:r>
+            <m:oMath>
+              <m:r>
+                <m:t>150</m:t>
+              </m:r>
+            </m:oMath>
+            <w:r>
+              <w:rPr>
+                <w:rtl/>
+              </w:rPr>
+              <w:t xml:space="preserve"> </w:t>
+            </w:r>
+            <w:r>
+              <w:rPr>
+                <w:rtl/>
+              </w:rPr>
+              <w:t xml:space="preserve">قارورة عن الشهر الذي قبله.  نسمي</w:t>
+            </w:r>
+            <w:r>
+              <w:rPr>
+                <w:rtl/>
+              </w:rPr>
+              <w:t xml:space="preserve"> </w:t>
+            </w:r>
+            <m:oMath>
+              <m:sSub>
+                <m:e>
+                  <m:r>
+                    <m:t>u</m:t>
+                  </m:r>
+                </m:e>
+                <m:sub>
+                  <m:r>
+                    <m:t>n</m:t>
+                  </m:r>
+                </m:sub>
+              </m:sSub>
+            </m:oMath>
+            <w:r>
+              <w:rPr>
+                <w:rtl/>
+              </w:rPr>
+              <w:t xml:space="preserve"> </w:t>
+            </w:r>
+            <w:r>
+              <w:rPr>
+                <w:rtl/>
+              </w:rPr>
+              <w:t xml:space="preserve">عدد القارورات المنتجة في الشهر رقم</w:t>
+            </w:r>
+            <w:r>
+              <w:rPr>
+                <w:rtl/>
+              </w:rPr>
+              <w:t xml:space="preserve"> </w:t>
+            </w:r>
+            <m:oMath>
+              <m:r>
+                <m:t>n</m:t>
+              </m:r>
+            </m:oMath>
+            <w:r>
+              <w:rPr>
+                <w:rtl/>
+              </w:rPr>
+              <w:t xml:space="preserve"> </w:t>
+            </w:r>
+            <w:r>
+              <w:rPr>
+                <w:rtl/>
+              </w:rPr>
+              <w:t xml:space="preserve">(</w:t>
+            </w:r>
+            <m:oMath>
+              <m:r>
+                <m:t>n</m:t>
+              </m:r>
+              <m:r>
+                <m:rPr>
+                  <m:sty m:val="p"/>
+                </m:rPr>
+                <m:t>≥</m:t>
+              </m:r>
+              <m:r>
+                <m:t>1</m:t>
+              </m:r>
+            </m:oMath>
+            <w:r>
+              <w:rPr>
+                <w:rtl/>
+              </w:rPr>
+              <w:t xml:space="preserve">) ، أي</w:t>
+            </w:r>
+            <w:r>
+              <w:rPr>
+                <w:rtl/>
+              </w:rPr>
+              <w:t xml:space="preserve"> </w:t>
+            </w:r>
+            <m:oMath>
+              <m:sSub>
+                <m:e>
+                  <m:r>
+                    <m:t>u</m:t>
+                  </m:r>
+                </m:e>
+                <m:sub>
+                  <m:r>
+                    <m:t>1</m:t>
+                  </m:r>
+                </m:sub>
+              </m:sSub>
+              <m:r>
+                <m:rPr>
+                  <m:sty m:val="p"/>
+                </m:rPr>
+                <m:t>=</m:t>
+              </m:r>
+              <m:r>
+                <m:t>2000</m:t>
+              </m:r>
+            </m:oMath>
+            <w:r>
+              <w:rPr>
+                <w:rtl/>
+              </w:rPr>
+              <w:t xml:space="preserve">.</w:t>
+            </w:r>
+          </w:p>
+          <w:p>
+            <w:pPr>
+              <w:bidi/>
+              <w:ind w:left="567"/>
+            </w:pPr>
+            <w:r>
+              <w:rPr>
+                <w:rtl/>
+              </w:rPr>
+              <w:t xml:space="preserve"/>
+            </w:r>
+            <w:r>
+              <w:rPr>
+                <w:b/>
+                <w:bCs/>
+                <w:rtl/>
+              </w:rPr>
+              <w:t xml:space="preserve">(أ)</w:t>
+            </w:r>
+            <w:r>
+              <w:rPr>
+                <w:rtl/>
+              </w:rPr>
+              <w:t xml:space="preserve"> </w:t>
+            </w:r>
+            <w:r>
+              <w:rPr>
+                <w:rtl/>
+              </w:rPr>
+              <w:t xml:space="preserve">احسب</w:t>
+            </w:r>
+            <w:r>
+              <w:rPr>
+                <w:rtl/>
+              </w:rPr>
+              <w:t xml:space="preserve"> </w:t>
+            </w:r>
+            <m:oMath>
+              <m:sSub>
+                <m:e>
+                  <m:r>
+                    <m:t>u</m:t>
+                  </m:r>
+                </m:e>
+                <m:sub>
+                  <m:r>
+                    <m:t>2</m:t>
+                  </m:r>
+                </m:sub>
+              </m:sSub>
+            </m:oMath>
+            <w:r>
+              <w:rPr>
+                <w:rtl/>
+              </w:rPr>
+              <w:t xml:space="preserve"> </w:t>
+            </w:r>
+            <w:r>
+              <w:rPr>
+                <w:rtl/>
+              </w:rPr>
+              <w:t xml:space="preserve">و</w:t>
+            </w:r>
+            <w:r>
+              <w:rPr>
+                <w:rtl/>
+              </w:rPr>
+              <w:t xml:space="preserve"> </w:t>
+            </w:r>
+            <m:oMath>
+              <m:sSub>
+                <m:e>
+                  <m:r>
+                    <m:t>u</m:t>
+                  </m:r>
+                </m:e>
+                <m:sub>
+                  <m:r>
+                    <m:t>3</m:t>
+                  </m:r>
+                </m:sub>
+              </m:sSub>
+            </m:oMath>
+            <w:r>
+              <w:rPr>
+                <w:rtl/>
+              </w:rPr>
+              <w:t xml:space="preserve">.</w:t>
+            </w:r>
+          </w:p>
+          <w:p>
+            <w:pPr>
+              <w:bidi/>
+              <w:ind w:left="567"/>
+            </w:pPr>
+            <w:r>
+              <w:rPr>
+                <w:rtl/>
+              </w:rPr>
+              <w:t xml:space="preserve"/>
+            </w:r>
+            <w:r>
+              <w:rPr>
+                <w:b/>
+                <w:bCs/>
+                <w:rtl/>
+              </w:rPr>
+              <w:t xml:space="preserve">(ب)</w:t>
+            </w:r>
+            <w:r>
+              <w:rPr>
+                <w:rtl/>
+              </w:rPr>
+              <w:t xml:space="preserve"> </w:t>
+            </w:r>
+            <w:r>
+              <w:rPr>
+                <w:rtl/>
+              </w:rPr>
+              <w:t xml:space="preserve">عبّر عن</w:t>
+            </w:r>
+            <w:r>
+              <w:rPr>
+                <w:rtl/>
+              </w:rPr>
+              <w:t xml:space="preserve"> </w:t>
+            </w:r>
+            <m:oMath>
+              <m:sSub>
+                <m:e>
+                  <m:r>
+                    <m:t>u</m:t>
+                  </m:r>
+                </m:e>
+                <m:sub>
+                  <m:r>
+                    <m:t>n</m:t>
+                  </m:r>
+                  <m:r>
+                    <m:rPr>
+                      <m:sty m:val="p"/>
+                    </m:rPr>
+                    <m:t>+</m:t>
+                  </m:r>
+                  <m:r>
+                    <m:t>1</m:t>
+                  </m:r>
+                </m:sub>
+              </m:sSub>
+            </m:oMath>
+            <w:r>
+              <w:rPr>
+                <w:rtl/>
+              </w:rPr>
+              <w:t xml:space="preserve"> </w:t>
+            </w:r>
+            <w:r>
+              <w:rPr>
+                <w:rtl/>
+              </w:rPr>
+              <w:t xml:space="preserve">بدلالة</w:t>
+            </w:r>
+            <w:r>
+              <w:rPr>
+                <w:rtl/>
+              </w:rPr>
+              <w:t xml:space="preserve"> </w:t>
+            </w:r>
+            <m:oMath>
+              <m:sSub>
+                <m:e>
+                  <m:r>
+                    <m:t>u</m:t>
+                  </m:r>
+                </m:e>
+                <m:sub>
+                  <m:r>
+                    <m:t>n</m:t>
+                  </m:r>
+                </m:sub>
+              </m:sSub>
+            </m:oMath>
+            <w:r>
+              <w:rPr>
+                <w:rtl/>
+              </w:rPr>
+              <w:t xml:space="preserve"> </w:t>
+            </w:r>
+            <w:r>
+              <w:rPr>
+                <w:rtl/>
+              </w:rPr>
+              <w:t xml:space="preserve">، واستنتج أن</w:t>
+            </w:r>
+            <w:r>
+              <w:rPr>
+                <w:rtl/>
+              </w:rPr>
+              <w:t xml:space="preserve"> </w:t>
+            </w:r>
+            <m:oMath>
+              <m:d>
+                <m:dPr>
+                  <m:begChr m:val="("/>
+                  <m:endChr m:val=")"/>
+                  <m:sepChr m:val=""/>
+                  <m:grow/>
+                </m:dPr>
+                <m:e>
+                  <m:sSub>
+                    <m:e>
+                      <m:r>
+                        <m:t>u</m:t>
+                      </m:r>
+                    </m:e>
+                    <m:sub>
+                      <m:r>
+                        <m:t>n</m:t>
+                      </m:r>
+                    </m:sub>
+                  </m:sSub>
+                </m:e>
+              </m:d>
+            </m:oMath>
+            <w:r>
+              <w:rPr>
+                <w:rtl/>
+              </w:rPr>
+              <w:t xml:space="preserve"> </w:t>
+            </w:r>
+            <w:r>
+              <w:rPr>
+                <w:rtl/>
+              </w:rPr>
+              <w:t xml:space="preserve">حسابية يطلب تعيين أساسها ، ثم اكتب</w:t>
+            </w:r>
+            <w:r>
+              <w:rPr>
+                <w:rtl/>
+              </w:rPr>
+              <w:t xml:space="preserve"> </w:t>
+            </w:r>
+            <m:oMath>
+              <m:sSub>
+                <m:e>
+                  <m:r>
+                    <m:t>u</m:t>
+                  </m:r>
+                </m:e>
+                <m:sub>
+                  <m:r>
+                    <m:t>n</m:t>
+                  </m:r>
+                </m:sub>
+              </m:sSub>
+            </m:oMath>
+            <w:r>
+              <w:rPr>
+                <w:rtl/>
+              </w:rPr>
+              <w:t xml:space="preserve"> </w:t>
+            </w:r>
+            <w:r>
+              <w:rPr>
+                <w:rtl/>
+              </w:rPr>
+              <w:t xml:space="preserve">بدلالة</w:t>
+            </w:r>
+            <w:r>
+              <w:rPr>
+                <w:rtl/>
+              </w:rPr>
+              <w:t xml:space="preserve"> </w:t>
+            </w:r>
+            <m:oMath>
+              <m:r>
+                <m:t>n</m:t>
+              </m:r>
+            </m:oMath>
+            <w:r>
+              <w:rPr>
+                <w:rtl/>
+              </w:rPr>
+              <w:t xml:space="preserve">.</w:t>
+            </w:r>
+          </w:p>
+          <w:p>
+            <w:pPr>
+              <w:bidi/>
+              <w:ind w:left="567"/>
+            </w:pPr>
+            <w:r>
+              <w:rPr>
+                <w:rtl/>
+              </w:rPr>
+              <w:t xml:space="preserve"/>
+            </w:r>
+            <w:r>
+              <w:rPr>
+                <w:b/>
+                <w:bCs/>
+                <w:rtl/>
+              </w:rPr>
+              <w:t xml:space="preserve">(جـ)</w:t>
+            </w:r>
+            <w:r>
+              <w:rPr>
+                <w:rtl/>
+              </w:rPr>
+              <w:t xml:space="preserve"> </w:t>
+            </w:r>
+            <w:r>
+              <w:rPr>
+                <w:rtl/>
+              </w:rPr>
+              <w:t xml:space="preserve">احسب إنتاج الشهر الثاني عشر ، ثم الإنتاج الإجمالي خلال السنة الأولى (الأشهر الـ</w:t>
+            </w:r>
+            <w:r>
+              <w:rPr>
+                <w:rtl/>
+              </w:rPr>
+              <w:t xml:space="preserve"> </w:t>
+            </w:r>
+            <m:oMath>
+              <m:r>
+                <m:t>12</m:t>
+              </m:r>
+            </m:oMath>
+            <w:r>
+              <w:rPr>
+                <w:rtl/>
+              </w:rPr>
+              <w:t xml:space="preserve"> </w:t>
+            </w:r>
+            <w:r>
+              <w:rPr>
+                <w:rtl/>
+              </w:rPr>
+              <w:t xml:space="preserve">الأولى).</w:t>
+            </w:r>
+          </w:p>
+          <w:p>
+            <w:pPr>
+              <w:bidi/>
+            </w:pPr>
+            <w:r>
+              <w:rPr>
+                <w:b/>
+                <w:bCs/>
+                <w:rtl/>
+              </w:rPr>
+              <w:t xml:space="preserve">الجزء الثاني:</w:t>
+            </w:r>
+            <w:r>
+              <w:rPr>
+                <w:rtl/>
+              </w:rPr>
+              <w:t xml:space="preserve"> </w:t>
+            </w:r>
+            <w:r>
+              <w:rPr>
+                <w:rtl/>
+              </w:rPr>
+              <w:t xml:space="preserve">عدد سكان مدينة</w:t>
+            </w:r>
+            <w:r>
+              <w:rPr>
+                <w:rtl/>
+              </w:rPr>
+              <w:t xml:space="preserve"> </w:t>
+            </w:r>
+            <m:oMath>
+              <m:r>
+                <m:t>20000</m:t>
+              </m:r>
+            </m:oMath>
+            <w:r>
+              <w:rPr>
+                <w:rtl/>
+              </w:rPr>
+              <w:t xml:space="preserve"> </w:t>
+            </w:r>
+            <w:r>
+              <w:rPr>
+                <w:rtl/>
+              </w:rPr>
+              <w:t xml:space="preserve">نسمة سنة</w:t>
+            </w:r>
+            <w:r>
+              <w:rPr>
+                <w:rtl/>
+              </w:rPr>
+              <w:t xml:space="preserve"> </w:t>
+            </w:r>
+            <m:oMath>
+              <m:r>
+                <m:t>2025</m:t>
+              </m:r>
+            </m:oMath>
+            <w:r>
+              <w:rPr>
+                <w:rtl/>
+              </w:rPr>
+              <w:t xml:space="preserve"> </w:t>
+            </w:r>
+            <w:r>
+              <w:rPr>
+                <w:rtl/>
+              </w:rPr>
+              <w:t xml:space="preserve">، ويزداد كل سنة بنسبة</w:t>
+            </w:r>
+            <w:r>
+              <w:rPr>
+                <w:rtl/>
+              </w:rPr>
+              <w:t xml:space="preserve"> </w:t>
+            </w:r>
+            <m:oMath>
+              <m:r>
+                <m:t>3</m:t>
+              </m:r>
+              <m:r>
+                <m:t> </m:t>
+              </m:r>
+              <m:r>
+                <m:rPr>
+                  <m:sty m:val="p"/>
+                </m:rPr>
+                <m:t>%</m:t>
+              </m:r>
+            </m:oMath>
+            <w:r>
+              <w:rPr>
+                <w:rtl/>
+              </w:rPr>
+              <w:t xml:space="preserve">.  نسمي</w:t>
+            </w:r>
+            <w:r>
+              <w:rPr>
+                <w:rtl/>
+              </w:rPr>
+              <w:t xml:space="preserve"> </w:t>
+            </w:r>
+            <m:oMath>
+              <m:sSub>
+                <m:e>
+                  <m:r>
+                    <m:t>p</m:t>
+                  </m:r>
+                </m:e>
+                <m:sub>
+                  <m:r>
+                    <m:t>n</m:t>
+                  </m:r>
+                </m:sub>
+              </m:sSub>
+            </m:oMath>
+            <w:r>
+              <w:rPr>
+                <w:rtl/>
+              </w:rPr>
+              <w:t xml:space="preserve"> </w:t>
+            </w:r>
+            <w:r>
+              <w:rPr>
+                <w:rtl/>
+              </w:rPr>
+              <w:t xml:space="preserve">عدد السكان سنة</w:t>
+            </w:r>
+            <w:r>
+              <w:rPr>
+                <w:rtl/>
+              </w:rPr>
+              <w:t xml:space="preserve"> </w:t>
+            </w:r>
+            <m:oMath>
+              <m:r>
+                <m:t>2025</m:t>
+              </m:r>
+              <m:r>
+                <m:rPr>
+                  <m:sty m:val="p"/>
+                </m:rPr>
+                <m:t>+</m:t>
+              </m:r>
+              <m:r>
+                <m:t>n</m:t>
+              </m:r>
+            </m:oMath>
+            <w:r>
+              <w:rPr>
+                <w:rtl/>
+              </w:rPr>
+              <w:t xml:space="preserve"> </w:t>
+            </w:r>
+            <w:r>
+              <w:rPr>
+                <w:rtl/>
+              </w:rPr>
+              <w:t xml:space="preserve">، أي</w:t>
+            </w:r>
+            <w:r>
+              <w:rPr>
+                <w:rtl/>
+              </w:rPr>
+              <w:t xml:space="preserve"> </w:t>
+            </w:r>
+            <m:oMath>
+              <m:sSub>
+                <m:e>
+                  <m:r>
+                    <m:t>p</m:t>
+                  </m:r>
+                </m:e>
+                <m:sub>
+                  <m:r>
+                    <m:t>0</m:t>
+                  </m:r>
+                </m:sub>
+              </m:sSub>
+              <m:r>
+                <m:rPr>
+                  <m:sty m:val="p"/>
+                </m:rPr>
+                <m:t>=</m:t>
+              </m:r>
+              <m:r>
+                <m:t>20000</m:t>
+              </m:r>
+            </m:oMath>
+            <w:r>
+              <w:rPr>
+                <w:rtl/>
+              </w:rPr>
+              <w:t xml:space="preserve">.</w:t>
+            </w:r>
+          </w:p>
+          <w:p>
+            <w:pPr>
+              <w:bidi/>
+              <w:ind w:left="567"/>
+            </w:pPr>
+            <w:r>
+              <w:rPr>
+                <w:rtl/>
+              </w:rPr>
+              <w:t xml:space="preserve"/>
+            </w:r>
+            <w:r>
+              <w:rPr>
+                <w:b/>
+                <w:bCs/>
+                <w:rtl/>
+              </w:rPr>
+              <w:t xml:space="preserve">(أ)</w:t>
+            </w:r>
+            <w:r>
+              <w:rPr>
+                <w:rtl/>
+              </w:rPr>
+              <w:t xml:space="preserve"> </w:t>
+            </w:r>
+            <w:r>
+              <w:rPr>
+                <w:rtl/>
+              </w:rPr>
+              <w:t xml:space="preserve">احسب</w:t>
+            </w:r>
+            <w:r>
+              <w:rPr>
+                <w:rtl/>
+              </w:rPr>
+              <w:t xml:space="preserve"> </w:t>
+            </w:r>
+            <m:oMath>
+              <m:sSub>
+                <m:e>
+                  <m:r>
+                    <m:t>p</m:t>
+                  </m:r>
+                </m:e>
+                <m:sub>
+                  <m:r>
+                    <m:t>1</m:t>
+                  </m:r>
+                </m:sub>
+              </m:sSub>
+            </m:oMath>
+            <w:r>
+              <w:rPr>
+                <w:rtl/>
+              </w:rPr>
+              <w:t xml:space="preserve"> </w:t>
+            </w:r>
+            <w:r>
+              <w:rPr>
+                <w:rtl/>
+              </w:rPr>
+              <w:t xml:space="preserve">و</w:t>
+            </w:r>
+            <w:r>
+              <w:rPr>
+                <w:rtl/>
+              </w:rPr>
+              <w:t xml:space="preserve"> </w:t>
+            </w:r>
+            <m:oMath>
+              <m:sSub>
+                <m:e>
+                  <m:r>
+                    <m:t>p</m:t>
+                  </m:r>
+                </m:e>
+                <m:sub>
+                  <m:r>
+                    <m:t>2</m:t>
+                  </m:r>
+                </m:sub>
+              </m:sSub>
+            </m:oMath>
+            <w:r>
+              <w:rPr>
+                <w:rtl/>
+              </w:rPr>
+              <w:t xml:space="preserve">.</w:t>
+            </w:r>
+          </w:p>
+          <w:p>
+            <w:pPr>
+              <w:bidi/>
+              <w:ind w:left="567"/>
+            </w:pPr>
+            <w:r>
+              <w:rPr>
+                <w:rtl/>
+              </w:rPr>
+              <w:t xml:space="preserve"/>
+            </w:r>
+            <w:r>
+              <w:rPr>
+                <w:b/>
+                <w:bCs/>
+                <w:rtl/>
+              </w:rPr>
+              <w:t xml:space="preserve">(ب)</w:t>
+            </w:r>
+            <w:r>
+              <w:rPr>
+                <w:rtl/>
+              </w:rPr>
+              <w:t xml:space="preserve"> </w:t>
+            </w:r>
+            <w:r>
+              <w:rPr>
+                <w:rtl/>
+              </w:rPr>
+              <w:t xml:space="preserve">بيّن أن</w:t>
+            </w:r>
+            <w:r>
+              <w:rPr>
+                <w:rtl/>
+              </w:rPr>
+              <w:t xml:space="preserve"> </w:t>
+            </w:r>
+            <m:oMath>
+              <m:d>
+                <m:dPr>
+                  <m:begChr m:val="("/>
+                  <m:endChr m:val=")"/>
+                  <m:sepChr m:val=""/>
+                  <m:grow/>
+                </m:dPr>
+                <m:e>
+                  <m:sSub>
+                    <m:e>
+                      <m:r>
+                        <m:t>p</m:t>
+                      </m:r>
+                    </m:e>
+                    <m:sub>
+                      <m:r>
+                        <m:t>n</m:t>
+                      </m:r>
+                    </m:sub>
+                  </m:sSub>
+                </m:e>
+              </m:d>
+            </m:oMath>
+            <w:r>
+              <w:rPr>
+                <w:rtl/>
+              </w:rPr>
+              <w:t xml:space="preserve"> </w:t>
+            </w:r>
+            <w:r>
+              <w:rPr>
+                <w:rtl/>
+              </w:rPr>
+              <w:t xml:space="preserve">هندسية يطلب تعيين أساسها ، ثم اكتب</w:t>
+            </w:r>
+            <w:r>
+              <w:rPr>
+                <w:rtl/>
+              </w:rPr>
+              <w:t xml:space="preserve"> </w:t>
+            </w:r>
+            <m:oMath>
+              <m:sSub>
+                <m:e>
+                  <m:r>
+                    <m:t>p</m:t>
+                  </m:r>
+                </m:e>
+                <m:sub>
+                  <m:r>
+                    <m:t>n</m:t>
+                  </m:r>
+                </m:sub>
+              </m:sSub>
+            </m:oMath>
+            <w:r>
+              <w:rPr>
+                <w:rtl/>
+              </w:rPr>
+              <w:t xml:space="preserve"> </w:t>
+            </w:r>
+            <w:r>
+              <w:rPr>
+                <w:rtl/>
+              </w:rPr>
+              <w:t xml:space="preserve">بدلالة</w:t>
+            </w:r>
+            <w:r>
+              <w:rPr>
+                <w:rtl/>
+              </w:rPr>
+              <w:t xml:space="preserve"> </w:t>
+            </w:r>
+            <m:oMath>
+              <m:r>
+                <m:t>n</m:t>
+              </m:r>
+            </m:oMath>
+            <w:r>
+              <w:rPr>
+                <w:rtl/>
+              </w:rPr>
+              <w:t xml:space="preserve">.</w:t>
+            </w:r>
+          </w:p>
+          <w:p>
+            <w:pPr>
+              <w:bidi/>
+              <w:ind w:left="567"/>
+            </w:pPr>
+            <w:r>
+              <w:rPr>
+                <w:rtl/>
+              </w:rPr>
+              <w:t xml:space="preserve"/>
+            </w:r>
+            <w:r>
+              <w:rPr>
+                <w:b/>
+                <w:bCs/>
+                <w:rtl/>
+              </w:rPr>
+              <w:t xml:space="preserve">(جـ)</w:t>
+            </w:r>
+            <w:r>
+              <w:rPr>
+                <w:rtl/>
+              </w:rPr>
+              <w:t xml:space="preserve"> </w:t>
+            </w:r>
+            <w:r>
+              <w:rPr>
+                <w:rtl/>
+              </w:rPr>
+              <w:t xml:space="preserve">قدّر عدد السكان سنة</w:t>
+            </w:r>
+            <w:r>
+              <w:rPr>
+                <w:rtl/>
+              </w:rPr>
+              <w:t xml:space="preserve"> </w:t>
+            </w:r>
+            <m:oMath>
+              <m:r>
+                <m:t>2035</m:t>
+              </m:r>
+            </m:oMath>
+            <w:r>
+              <w:rPr>
+                <w:rtl/>
+              </w:rPr>
+              <w:t xml:space="preserve">.</w:t>
+            </w:r>
+          </w:p>
+          <w:p>
+            <w:pPr>
+              <w:bidi/>
+              <w:ind w:left="567"/>
+            </w:pPr>
+            <w:r>
+              <w:rPr>
+                <w:rtl/>
+              </w:rPr>
+              <w:t xml:space="preserve"/>
+            </w:r>
+            <w:r>
+              <w:rPr>
+                <w:b/>
+                <w:bCs/>
+                <w:rtl/>
+              </w:rPr>
+              <w:t xml:space="preserve">(د)</w:t>
+            </w:r>
+            <w:r>
+              <w:rPr>
+                <w:rtl/>
+              </w:rPr>
+              <w:t xml:space="preserve"> </w:t>
+            </w:r>
+            <w:r>
+              <w:rPr>
+                <w:rtl/>
+              </w:rPr>
+              <w:t xml:space="preserve">ادرس اتجاه تغير</w:t>
+            </w:r>
+            <w:r>
+              <w:rPr>
+                <w:rtl/>
+              </w:rPr>
+              <w:t xml:space="preserve"> </w:t>
+            </w:r>
+            <m:oMath>
+              <m:d>
+                <m:dPr>
+                  <m:begChr m:val="("/>
+                  <m:endChr m:val=")"/>
+                  <m:sepChr m:val=""/>
+                  <m:grow/>
+                </m:dPr>
+                <m:e>
+                  <m:sSub>
+                    <m:e>
+                      <m:r>
+                        <m:t>p</m:t>
+                      </m:r>
+                    </m:e>
+                    <m:sub>
+                      <m:r>
+                        <m:t>n</m:t>
+                      </m:r>
+                    </m:sub>
+                  </m:sSub>
+                </m:e>
+              </m:d>
+            </m:oMath>
+            <w:r>
+              <w:rPr>
+                <w:rtl/>
+              </w:rPr>
+              <w:t xml:space="preserve"> </w:t>
+            </w:r>
+            <w:r>
+              <w:rPr>
+                <w:rtl/>
+              </w:rPr>
+              <w:t xml:space="preserve">، ثم عيّن باستعمال الآلة الحاسبة السنة التي يتجاوز فيها عدد السكان لأول مرة</w:t>
+            </w:r>
+            <w:r>
+              <w:rPr>
+                <w:rtl/>
+              </w:rPr>
+              <w:t xml:space="preserve"> </w:t>
+            </w:r>
+            <m:oMath>
+              <m:r>
+                <m:t>30000</m:t>
+              </m:r>
+            </m:oMath>
+            <w:r>
+              <w:rPr>
+                <w:rtl/>
+              </w:rPr>
+              <w:t xml:space="preserve"> </w:t>
+            </w:r>
+            <w:r>
+              <w:rPr>
+                <w:rtl/>
+              </w:rPr>
+              <w:t xml:space="preserve">نسمة.</w:t>
+            </w:r>
+          </w:p>
+          <w:p>
+            <w:pPr>
+              <w:bidi/>
+              <w:ind w:left="567"/>
+            </w:pPr>
+            <w:r>
+              <w:rPr>
+                <w:rtl/>
+              </w:rPr>
+              <w:t xml:space="preserve"/>
+            </w:r>
+            <w:r>
+              <w:rPr>
+                <w:b/>
+                <w:bCs/>
+                <w:rtl/>
+              </w:rPr>
+              <w:t xml:space="preserve">(هـ)</w:t>
+            </w:r>
+            <w:r>
+              <w:rPr>
+                <w:rtl/>
+              </w:rPr>
+              <w:t xml:space="preserve"> </w:t>
+            </w:r>
+            <w:r>
+              <w:rPr>
+                <w:rtl/>
+              </w:rPr>
+              <w:t xml:space="preserve">احسب</w:t>
+            </w:r>
+            <w:r>
+              <w:rPr>
+                <w:rtl/>
+              </w:rPr>
+              <w:t xml:space="preserve"> </w:t>
+            </w:r>
+            <m:oMath>
+              <m:limLow>
+                <m:e>
+                  <m:r>
+                    <m:rPr>
+                      <m:sty m:val="p"/>
+                    </m:rPr>
+                    <m:t>lim</m:t>
+                  </m:r>
+                </m:e>
+                <m:lim>
+                  <m:r>
+                    <m:t>n</m:t>
+                  </m:r>
+                  <m:r>
+                    <m:rPr>
+                      <m:sty m:val="p"/>
+                    </m:rPr>
+                    <m:t>→</m:t>
+                  </m:r>
+                  <m:r>
+                    <m:rPr>
+                      <m:sty m:val="p"/>
+                    </m:rPr>
+                    <m:t>+</m:t>
+                  </m:r>
+                  <m:r>
+                    <m:rPr>
+                      <m:sty m:val="p"/>
+                    </m:rPr>
+                    <m:t>∞</m:t>
+                  </m:r>
+                </m:lim>
+              </m:limLow>
+              <m:sSub>
+                <m:e>
+                  <m:r>
+                    <m:t>p</m:t>
+                  </m:r>
+                </m:e>
+                <m:sub>
+                  <m:r>
+                    <m:t>n</m:t>
+                  </m:r>
+                </m:sub>
+              </m:sSub>
+            </m:oMath>
+            <w:r>
+              <w:rPr>
+                <w:rtl/>
+              </w:rPr>
+              <w:t xml:space="preserve">.  هل هذا النموذج صالح على المدى البعيد جداً؟</w:t>
+            </w:r>
+          </w:p>
+        </w:tc>
+      </w:tr>
+    </w:tbl>
+    <w:p>
+      <w:pPr>
+        <w:bidi/>
+        <w:spacing w:before="0" w:after="0"/>
+      </w:pPr>
+    </w:p>
+    <w:tbl>
+      <w:tblPr>
+        <w:tblW w:w="9864" w:type="dxa"/>
+        <w:jc w:val="center"/>
+        <w:tblBorders>
+          <w:top w:val="single" w:sz="10" w:space="0" w:color="00544A"/>
+          <w:left w:val="single" w:sz="10" w:space="0" w:color="00544A"/>
+          <w:bottom w:val="single" w:sz="10" w:space="0" w:color="00544A"/>
+          <w:right w:val="single" w:sz="10" w:space="0" w:color="00544A"/>
+          <w:insideH w:val="single" w:sz="10" w:space="0" w:color="00544A"/>
+        </w:tblBorders>
+        <w:tblLayout w:type="fixed"/>
+        <w:tblCellMar>
+          <w:top w:w="40" w:type="dxa"/>
+          <w:left w:w="140" w:type="dxa"/>
+          <w:bottom w:w="60" w:type="dxa"/>
+          <w:right w:w="140" w:type="dxa"/>
+        </w:tblCellMar>
+      </w:tblPr>
+      <w:tblGrid>
+        <w:gridCol w:w="9864"/>
+      </w:tblGrid>
+      <w:tr>
+        <w:trPr>
+          <w:cantSplit/>
+        </w:trPr>
+        <w:tc>
+          <w:tcPr>
+            <w:tcW w:w="9864" w:type="dxa"/>
+            <w:shd w:val="clear" w:color="auto" w:fill="00544A"/>
+          </w:tcPr>
+          <w:p>
+            <w:pPr>
+              <w:keepNext/>
+              <w:bidi/>
+              <w:spacing w:before="0" w:after="0"/>
+            </w:pPr>
+            <w:r>
+              <w:rPr>
+                <w:b/>
+                <w:bCs/>
+                <w:color w:val="FFFFFF"/>
+                <w:rtl/>
+              </w:rPr>
+              <w:t xml:space="preserve">حل التمرين 11</w:t>
+            </w:r>
+          </w:p>
+        </w:tc>
+      </w:tr>
+      <w:tr>
+        <w:tc>
+          <w:tcPr>
+            <w:tcW w:w="9864" w:type="dxa"/>
+            <w:shd w:val="clear" w:color="auto" w:fill="F2F8F7"/>
+          </w:tcPr>
+          <w:p>
+            <w:pPr>
+              <w:bidi/>
+            </w:pPr>
+            <w:r>
+              <w:rPr>
+                <w:b/>
+                <w:bCs/>
+                <w:rtl/>
+              </w:rPr>
+              <w:t xml:space="preserve">الجزء الأول:</w:t>
+            </w:r>
+          </w:p>
+          <w:p>
+            <w:pPr>
+              <w:bidi/>
+              <w:ind w:left="567"/>
+            </w:pPr>
+            <w:r>
+              <w:rPr>
+                <w:rtl/>
+              </w:rPr>
+              <w:t xml:space="preserve"/>
+            </w:r>
+            <w:r>
+              <w:rPr>
+                <w:b/>
+                <w:bCs/>
+                <w:rtl/>
+              </w:rPr>
+              <w:t xml:space="preserve">(أ)</w:t>
+            </w:r>
+            <w:r>
+              <w:rPr>
+                <w:rtl/>
+              </w:rPr>
+              <w:t xml:space="preserve"> </w:t>
+            </w:r>
+            <m:oMath>
+              <m:sSub>
+                <m:e>
+                  <m:r>
+                    <m:t>u</m:t>
+                  </m:r>
+                </m:e>
+                <m:sub>
+                  <m:r>
+                    <m:t>2</m:t>
+                  </m:r>
+                </m:sub>
+              </m:sSub>
+              <m:r>
+                <m:rPr>
+                  <m:sty m:val="p"/>
+                </m:rPr>
+                <m:t>=</m:t>
+              </m:r>
+              <m:r>
+                <m:t>2000</m:t>
+              </m:r>
+              <m:r>
+                <m:rPr>
+                  <m:sty m:val="p"/>
+                </m:rPr>
+                <m:t>+</m:t>
+              </m:r>
+              <m:r>
+                <m:t>150</m:t>
+              </m:r>
+              <m:r>
+                <m:rPr>
+                  <m:sty m:val="p"/>
+                </m:rPr>
+                <m:t>=</m:t>
+              </m:r>
+              <m:r>
+                <m:t>2150</m:t>
+              </m:r>
+            </m:oMath>
+            <w:r>
+              <w:rPr>
+                <w:rtl/>
+              </w:rPr>
+              <w:t xml:space="preserve"> </w:t>
+            </w:r>
+            <w:r>
+              <w:rPr>
+                <w:rtl/>
+              </w:rPr>
+              <w:t xml:space="preserve">،</w:t>
+            </w:r>
+            <w:r>
+              <w:rPr>
+                <w:rtl/>
+              </w:rPr>
+              <w:t xml:space="preserve"> </w:t>
+            </w:r>
+            <m:oMath>
+              <m:sSub>
+                <m:e>
+                  <m:r>
+                    <m:t>u</m:t>
+                  </m:r>
+                </m:e>
+                <m:sub>
+                  <m:r>
+                    <m:t>3</m:t>
+                  </m:r>
+                </m:sub>
+              </m:sSub>
+              <m:r>
+                <m:rPr>
+                  <m:sty m:val="p"/>
+                </m:rPr>
+                <m:t>=</m:t>
+              </m:r>
+              <m:r>
+                <m:t>2150</m:t>
+              </m:r>
+              <m:r>
+                <m:rPr>
+                  <m:sty m:val="p"/>
+                </m:rPr>
+                <m:t>+</m:t>
+              </m:r>
+              <m:r>
+                <m:t>150</m:t>
+              </m:r>
+              <m:r>
+                <m:rPr>
+                  <m:sty m:val="p"/>
+                </m:rPr>
+                <m:t>=</m:t>
+              </m:r>
+              <m:r>
+                <m:t>2300</m:t>
+              </m:r>
+            </m:oMath>
+            <w:r>
+              <w:rPr>
+                <w:rtl/>
+              </w:rPr>
+              <w:t xml:space="preserve">.</w:t>
+            </w:r>
+          </w:p>
+          <w:p>
+            <w:pPr>
+              <w:bidi/>
+              <w:ind w:left="567"/>
+            </w:pPr>
+            <w:r>
+              <w:rPr>
+                <w:rtl/>
+              </w:rPr>
+              <w:t xml:space="preserve"/>
+            </w:r>
+            <w:r>
+              <w:rPr>
+                <w:b/>
+                <w:bCs/>
+                <w:rtl/>
+              </w:rPr>
+              <w:t xml:space="preserve">(ب)</w:t>
+            </w:r>
+            <w:r>
+              <w:rPr>
+                <w:rtl/>
+              </w:rPr>
+              <w:t xml:space="preserve"> </w:t>
+            </w:r>
+            <w:r>
+              <w:rPr>
+                <w:rtl/>
+              </w:rPr>
+              <w:t xml:space="preserve">كل شهر نضيف نفس العدد:</w:t>
+            </w:r>
+            <w:r>
+              <w:rPr>
+                <w:rtl/>
+              </w:rPr>
+              <w:t xml:space="preserve"> </w:t>
+            </w:r>
+            <m:oMath>
+              <m:sSub>
+                <m:e>
+                  <m:r>
+                    <m:t>u</m:t>
+                  </m:r>
+                </m:e>
+                <m:sub>
+                  <m:r>
+                    <m:t>n</m:t>
+                  </m:r>
+                  <m:r>
+                    <m:rPr>
+                      <m:sty m:val="p"/>
+                    </m:rPr>
+                    <m:t>+</m:t>
+                  </m:r>
+                  <m:r>
+                    <m:t>1</m:t>
+                  </m:r>
+                </m:sub>
+              </m:sSub>
+              <m:r>
+                <m:rPr>
+                  <m:sty m:val="p"/>
+                </m:rPr>
+                <m:t>=</m:t>
+              </m:r>
+              <m:sSub>
+                <m:e>
+                  <m:r>
+                    <m:t>u</m:t>
+                  </m:r>
+                </m:e>
+                <m:sub>
+                  <m:r>
+                    <m:t>n</m:t>
+                  </m:r>
+                </m:sub>
+              </m:sSub>
+              <m:r>
+                <m:rPr>
+                  <m:sty m:val="p"/>
+                </m:rPr>
+                <m:t>+</m:t>
+              </m:r>
+              <m:r>
+                <m:t>150</m:t>
+              </m:r>
+            </m:oMath>
+            <w:r>
+              <w:rPr>
+                <w:rtl/>
+              </w:rPr>
+              <w:t xml:space="preserve"> </w:t>
+            </w:r>
+            <w:r>
+              <w:rPr>
+                <w:rtl/>
+              </w:rPr>
+              <w:t xml:space="preserve">، إذن</w:t>
+            </w:r>
+            <w:r>
+              <w:rPr>
+                <w:rtl/>
+              </w:rPr>
+              <w:t xml:space="preserve"> </w:t>
+            </w:r>
+            <m:oMath>
+              <m:d>
+                <m:dPr>
+                  <m:begChr m:val="("/>
+                  <m:endChr m:val=")"/>
+                  <m:sepChr m:val=""/>
+                  <m:grow/>
+                </m:dPr>
+                <m:e>
+                  <m:sSub>
+                    <m:e>
+                      <m:r>
+                        <m:t>u</m:t>
+                      </m:r>
+                    </m:e>
+                    <m:sub>
+                      <m:r>
+                        <m:t>n</m:t>
+                      </m:r>
+                    </m:sub>
+                  </m:sSub>
+                </m:e>
+              </m:d>
+            </m:oMath>
+            <w:r>
+              <w:rPr>
+                <w:rtl/>
+              </w:rPr>
+              <w:t xml:space="preserve"> </w:t>
+            </w:r>
+            <w:r>
+              <w:rPr>
+                <w:rtl/>
+              </w:rPr>
+              <w:t xml:space="preserve">حسابية أساسها</w:t>
+            </w:r>
+            <w:r>
+              <w:rPr>
+                <w:rtl/>
+              </w:rPr>
+              <w:t xml:space="preserve"> </w:t>
+            </w:r>
+            <m:oMath>
+              <m:borderBox>
+                <m:e>
+                  <m:r>
+                    <m:t>r</m:t>
+                  </m:r>
+                  <m:r>
+                    <m:rPr>
+                      <m:sty m:val="p"/>
+                    </m:rPr>
+                    <m:t>=</m:t>
+                  </m:r>
+                  <m:r>
+                    <m:t>150</m:t>
+                  </m:r>
+                </m:e>
+              </m:borderBox>
+            </m:oMath>
+            <w:r>
+              <w:rPr>
+                <w:rtl/>
+              </w:rPr>
+              <w:t xml:space="preserve"> </w:t>
+            </w:r>
+            <w:r>
+              <w:rPr>
+                <w:rtl/>
+              </w:rPr>
+              <w:t xml:space="preserve">وحدها الأول</w:t>
+            </w:r>
+            <w:r>
+              <w:rPr>
+                <w:rtl/>
+              </w:rPr>
+              <w:t xml:space="preserve"> </w:t>
+            </w:r>
+            <m:oMath>
+              <m:sSub>
+                <m:e>
+                  <m:r>
+                    <m:t>u</m:t>
+                  </m:r>
+                </m:e>
+                <m:sub>
+                  <m:r>
+                    <m:t>1</m:t>
+                  </m:r>
+                </m:sub>
+              </m:sSub>
+              <m:r>
+                <m:rPr>
+                  <m:sty m:val="p"/>
+                </m:rPr>
+                <m:t>=</m:t>
+              </m:r>
+              <m:r>
+                <m:t>2000</m:t>
+              </m:r>
+            </m:oMath>
+            <w:r>
+              <w:rPr>
+                <w:rtl/>
+              </w:rPr>
+              <w:t xml:space="preserve">.</w:t>
+            </w:r>
+          </w:p>
+          <w:p>
+            <w:pPr>
+              <w:bidi/>
+            </w:pPr>
+            <m:oMath>
+              <m:sSub>
+                <m:e>
+                  <m:r>
+                    <m:t>u</m:t>
+                  </m:r>
+                </m:e>
+                <m:sub>
+                  <m:r>
+                    <m:t>n</m:t>
+                  </m:r>
+                </m:sub>
+              </m:sSub>
+              <m:r>
+                <m:rPr>
+                  <m:sty m:val="p"/>
+                </m:rPr>
+                <m:t>=</m:t>
+              </m:r>
+              <m:sSub>
+                <m:e>
+                  <m:r>
+                    <m:t>u</m:t>
+                  </m:r>
+                </m:e>
+                <m:sub>
+                  <m:r>
+                    <m:t>1</m:t>
+                  </m:r>
+                </m:sub>
+              </m:sSub>
+              <m:r>
+                <m:rPr>
+                  <m:sty m:val="p"/>
+                </m:rPr>
+                <m:t>+</m:t>
+              </m:r>
+              <m:d>
+                <m:dPr>
+                  <m:begChr m:val="("/>
+                  <m:endChr m:val=")"/>
+                  <m:sepChr m:val=""/>
+                  <m:grow/>
+                </m:dPr>
+                <m:e>
+                  <m:r>
+                    <m:t>n</m:t>
+                  </m:r>
+                  <m:r>
+                    <m:rPr>
+                      <m:sty m:val="p"/>
+                    </m:rPr>
+                    <m:t>−</m:t>
+                  </m:r>
+                  <m:r>
+                    <m:t>1</m:t>
+                  </m:r>
+                </m:e>
+              </m:d>
+              <m:r>
+                <m:t>r</m:t>
+              </m:r>
+              <m:r>
+                <m:rPr>
+                  <m:sty m:val="p"/>
+                </m:rPr>
+                <m:t>=</m:t>
+              </m:r>
+              <m:r>
+                <m:t>2000</m:t>
+              </m:r>
+              <m:r>
+                <m:rPr>
+                  <m:sty m:val="p"/>
+                </m:rPr>
+                <m:t>+</m:t>
+              </m:r>
+              <m:r>
+                <m:t>150</m:t>
+              </m:r>
+              <m:d>
+                <m:dPr>
+                  <m:begChr m:val="("/>
+                  <m:endChr m:val=")"/>
+                  <m:sepChr m:val=""/>
+                  <m:grow/>
+                </m:dPr>
+                <m:e>
+                  <m:r>
+                    <m:t>n</m:t>
+                  </m:r>
+                  <m:r>
+                    <m:rPr>
+                      <m:sty m:val="p"/>
+                    </m:rPr>
+                    <m:t>−</m:t>
+                  </m:r>
+                  <m:r>
+                    <m:t>1</m:t>
+                  </m:r>
+                </m:e>
+              </m:d>
+              <m:r>
+                <m:rPr>
+                  <m:sty m:val="p"/>
+                </m:rPr>
+                <m:t>=</m:t>
+              </m:r>
+              <m:borderBox>
+                <m:e>
+                  <m:r>
+                    <m:t>150</m:t>
+                  </m:r>
+                  <m:r>
+                    <m:t>n</m:t>
+                  </m:r>
+                  <m:r>
+                    <m:rPr>
+                      <m:sty m:val="p"/>
+                    </m:rPr>
+                    <m:t>+</m:t>
+                  </m:r>
+                  <m:r>
+                    <m:t>1850</m:t>
+                  </m:r>
+                </m:e>
+              </m:borderBox>
+            </m:oMath>
+            <w:r>
+              <w:rPr>
+                <w:rtl/>
+              </w:rPr>
+              <w:t xml:space="preserve">.</w:t>
+            </w:r>
+          </w:p>
+          <w:p>
+            <w:pPr>
+              <w:bidi/>
+              <w:ind w:left="567"/>
+            </w:pPr>
+            <w:r>
+              <w:rPr>
+                <w:rtl/>
+              </w:rPr>
+              <w:t xml:space="preserve"/>
+            </w:r>
+            <w:r>
+              <w:rPr>
+                <w:b/>
+                <w:bCs/>
+                <w:rtl/>
+              </w:rPr>
+              <w:t xml:space="preserve">(جـ)</w:t>
+            </w:r>
+            <w:r>
+              <w:rPr>
+                <w:rtl/>
+              </w:rPr>
+              <w:t xml:space="preserve"> </w:t>
+            </w:r>
+            <m:oMath>
+              <m:sSub>
+                <m:e>
+                  <m:r>
+                    <m:t>u</m:t>
+                  </m:r>
+                </m:e>
+                <m:sub>
+                  <m:r>
+                    <m:t>12</m:t>
+                  </m:r>
+                </m:sub>
+              </m:sSub>
+              <m:r>
+                <m:rPr>
+                  <m:sty m:val="p"/>
+                </m:rPr>
+                <m:t>=</m:t>
+              </m:r>
+              <m:r>
+                <m:t>150</m:t>
+              </m:r>
+              <m:r>
+                <m:rPr>
+                  <m:sty m:val="p"/>
+                </m:rPr>
+                <m:t>×</m:t>
+              </m:r>
+              <m:r>
+                <m:t>12</m:t>
+              </m:r>
+              <m:r>
+                <m:rPr>
+                  <m:sty m:val="p"/>
+                </m:rPr>
+                <m:t>+</m:t>
+              </m:r>
+              <m:r>
+                <m:t>1850</m:t>
+              </m:r>
+              <m:r>
+                <m:rPr>
+                  <m:sty m:val="p"/>
+                </m:rPr>
+                <m:t>=</m:t>
+              </m:r>
+              <m:borderBox>
+                <m:e>
+                  <m:r>
+                    <m:t>3650</m:t>
+                  </m:r>
+                </m:e>
+              </m:borderBox>
+            </m:oMath>
+            <w:r>
+              <w:rPr>
+                <w:rtl/>
+              </w:rPr>
+              <w:t xml:space="preserve"> </w:t>
+            </w:r>
+            <w:r>
+              <w:rPr>
+                <w:rtl/>
+              </w:rPr>
+              <w:t xml:space="preserve">قارورة.</w:t>
+            </w:r>
+          </w:p>
+          <w:p>
+            <w:pPr>
+              <w:bidi/>
+            </w:pPr>
+            <w:r>
+              <w:rPr>
+                <w:rtl/>
+              </w:rPr>
+              <w:t xml:space="preserve">الإنتاج الإجمالي: مجموع</w:t>
+            </w:r>
+            <w:r>
+              <w:rPr>
+                <w:rtl/>
+              </w:rPr>
+              <w:t xml:space="preserve"> </w:t>
+            </w:r>
+            <m:oMath>
+              <m:r>
+                <m:t>p</m:t>
+              </m:r>
+              <m:r>
+                <m:rPr>
+                  <m:sty m:val="p"/>
+                </m:rPr>
+                <m:t>=</m:t>
+              </m:r>
+              <m:r>
+                <m:t>12</m:t>
+              </m:r>
+            </m:oMath>
+            <w:r>
+              <w:rPr>
+                <w:rtl/>
+              </w:rPr>
+              <w:t xml:space="preserve"> </w:t>
+            </w:r>
+            <w:r>
+              <w:rPr>
+                <w:rtl/>
+              </w:rPr>
+              <w:t xml:space="preserve">حداً متعاقباً من</w:t>
+            </w:r>
+            <w:r>
+              <w:rPr>
+                <w:rtl/>
+              </w:rPr>
+              <w:t xml:space="preserve"> </w:t>
+            </w:r>
+            <m:oMath>
+              <m:sSub>
+                <m:e>
+                  <m:r>
+                    <m:t>u</m:t>
+                  </m:r>
+                </m:e>
+                <m:sub>
+                  <m:r>
+                    <m:t>1</m:t>
+                  </m:r>
+                </m:sub>
+              </m:sSub>
+            </m:oMath>
+            <w:r>
+              <w:rPr>
+                <w:rtl/>
+              </w:rPr>
+              <w:t xml:space="preserve"> </w:t>
+            </w:r>
+            <w:r>
+              <w:rPr>
+                <w:rtl/>
+              </w:rPr>
+              <w:t xml:space="preserve">إلى</w:t>
+            </w:r>
+            <w:r>
+              <w:rPr>
+                <w:rtl/>
+              </w:rPr>
+              <w:t xml:space="preserve"> </w:t>
+            </w:r>
+            <m:oMath>
+              <m:sSub>
+                <m:e>
+                  <m:r>
+                    <m:t>u</m:t>
+                  </m:r>
+                </m:e>
+                <m:sub>
+                  <m:r>
+                    <m:t>12</m:t>
+                  </m:r>
+                </m:sub>
+              </m:sSub>
+            </m:oMath>
+            <w:r>
+              <w:rPr>
+                <w:rtl/>
+              </w:rPr>
+              <w:t xml:space="preserve">:  </w:t>
+            </w:r>
+            <m:oMath>
+              <m:r>
+                <m:t>S</m:t>
+              </m:r>
+              <m:r>
+                <m:rPr>
+                  <m:sty m:val="p"/>
+                </m:rPr>
+                <m:t>=</m:t>
+              </m:r>
+              <m:r>
+                <m:t>12</m:t>
+              </m:r>
+              <m:r>
+                <m:rPr>
+                  <m:sty m:val="p"/>
+                </m:rPr>
+                <m:t>×</m:t>
+              </m:r>
+              <m:f>
+                <m:fPr>
+                  <m:type m:val="bar"/>
+                </m:fPr>
+                <m:num>
+                  <m:sSub>
+                    <m:e>
+                      <m:r>
+                        <m:t>u</m:t>
+                      </m:r>
+                    </m:e>
+                    <m:sub>
+                      <m:r>
+                        <m:t>1</m:t>
+                      </m:r>
+                    </m:sub>
+                  </m:sSub>
+                  <m:r>
+                    <m:rPr>
+                      <m:sty m:val="p"/>
+                    </m:rPr>
+                    <m:t>+</m:t>
+                  </m:r>
+                  <m:sSub>
+                    <m:e>
+                      <m:r>
+                        <m:t>u</m:t>
+                      </m:r>
+                    </m:e>
+                    <m:sub>
+                      <m:r>
+                        <m:t>12</m:t>
+                      </m:r>
+                    </m:sub>
+                  </m:sSub>
+                </m:num>
+                <m:den>
+                  <m:r>
+                    <m:t>2</m:t>
+                  </m:r>
+                </m:den>
+              </m:f>
+              <m:r>
+                <m:rPr>
+                  <m:sty m:val="p"/>
+                </m:rPr>
+                <m:t>=</m:t>
+              </m:r>
+              <m:r>
+                <m:t>12</m:t>
+              </m:r>
+              <m:r>
+                <m:rPr>
+                  <m:sty m:val="p"/>
+                </m:rPr>
+                <m:t>×</m:t>
+              </m:r>
+              <m:f>
+                <m:fPr>
+                  <m:type m:val="bar"/>
+                </m:fPr>
+                <m:num>
+                  <m:r>
+                    <m:t>2000</m:t>
+                  </m:r>
+                  <m:r>
+                    <m:rPr>
+                      <m:sty m:val="p"/>
+                    </m:rPr>
+                    <m:t>+</m:t>
+                  </m:r>
+                  <m:r>
+                    <m:t>3650</m:t>
+                  </m:r>
+                </m:num>
+                <m:den>
+                  <m:r>
+                    <m:t>2</m:t>
+                  </m:r>
+                </m:den>
+              </m:f>
+              <m:r>
+                <m:rPr>
+                  <m:sty m:val="p"/>
+                </m:rPr>
+                <m:t>=</m:t>
+              </m:r>
+              <m:borderBox>
+                <m:e>
+                  <m:r>
+                    <m:t>33900</m:t>
+                  </m:r>
+                </m:e>
+              </m:borderBox>
+            </m:oMath>
+            <w:r>
+              <w:rPr>
+                <w:rtl/>
+              </w:rPr>
+              <w:t xml:space="preserve"> </w:t>
+            </w:r>
+            <w:r>
+              <w:rPr>
+                <w:rtl/>
+              </w:rPr>
+              <w:t xml:space="preserve">قارورة.</w:t>
+            </w:r>
+          </w:p>
+          <w:p>
+            <w:pPr>
+              <w:bidi/>
+            </w:pPr>
+            <w:r>
+              <w:rPr>
+                <w:b/>
+                <w:bCs/>
+                <w:rtl/>
+              </w:rPr>
+              <w:t xml:space="preserve">الجزء الثاني:</w:t>
+            </w:r>
+          </w:p>
+          <w:p>
+            <w:pPr>
+              <w:bidi/>
+              <w:ind w:left="567"/>
+            </w:pPr>
+            <w:r>
+              <w:rPr>
+                <w:rtl/>
+              </w:rPr>
+              <w:t xml:space="preserve"/>
+            </w:r>
+            <w:r>
+              <w:rPr>
+                <w:b/>
+                <w:bCs/>
+                <w:rtl/>
+              </w:rPr>
+              <w:t xml:space="preserve">(أ)</w:t>
+            </w:r>
+            <w:r>
+              <w:rPr>
+                <w:rtl/>
+              </w:rPr>
+              <w:t xml:space="preserve"> </w:t>
+            </w:r>
+            <m:oMath>
+              <m:sSub>
+                <m:e>
+                  <m:r>
+                    <m:t>p</m:t>
+                  </m:r>
+                </m:e>
+                <m:sub>
+                  <m:r>
+                    <m:t>1</m:t>
+                  </m:r>
+                </m:sub>
+              </m:sSub>
+              <m:r>
+                <m:rPr>
+                  <m:sty m:val="p"/>
+                </m:rPr>
+                <m:t>=</m:t>
+              </m:r>
+              <m:r>
+                <m:t>20000</m:t>
+              </m:r>
+              <m:r>
+                <m:rPr>
+                  <m:sty m:val="p"/>
+                </m:rPr>
+                <m:t>+</m:t>
+              </m:r>
+              <m:r>
+                <m:t>0</m:t>
+              </m:r>
+              <m:r>
+                <m:rPr>
+                  <m:sty m:val="p"/>
+                </m:rPr>
+                <m:t>,</m:t>
+              </m:r>
+              <m:r>
+                <m:t>03</m:t>
+              </m:r>
+              <m:r>
+                <m:rPr>
+                  <m:sty m:val="p"/>
+                </m:rPr>
+                <m:t>×</m:t>
+              </m:r>
+              <m:r>
+                <m:t>20000</m:t>
+              </m:r>
+              <m:r>
+                <m:rPr>
+                  <m:sty m:val="p"/>
+                </m:rPr>
+                <m:t>=</m:t>
+              </m:r>
+              <m:r>
+                <m:t>20600</m:t>
+              </m:r>
+            </m:oMath>
+            <w:r>
+              <w:rPr>
+                <w:rtl/>
+              </w:rPr>
+              <w:t xml:space="preserve"> </w:t>
+            </w:r>
+            <w:r>
+              <w:rPr>
+                <w:rtl/>
+              </w:rPr>
+              <w:t xml:space="preserve">،  </w:t>
+            </w:r>
+            <m:oMath>
+              <m:sSub>
+                <m:e>
+                  <m:r>
+                    <m:t>p</m:t>
+                  </m:r>
+                </m:e>
+                <m:sub>
+                  <m:r>
+                    <m:t>2</m:t>
+                  </m:r>
+                </m:sub>
+              </m:sSub>
+              <m:r>
+                <m:rPr>
+                  <m:sty m:val="p"/>
+                </m:rPr>
+                <m:t>=</m:t>
+              </m:r>
+              <m:r>
+                <m:t>1</m:t>
+              </m:r>
+              <m:r>
+                <m:rPr>
+                  <m:sty m:val="p"/>
+                </m:rPr>
+                <m:t>,</m:t>
+              </m:r>
+              <m:r>
+                <m:t>03</m:t>
+              </m:r>
+              <m:r>
+                <m:rPr>
+                  <m:sty m:val="p"/>
+                </m:rPr>
+                <m:t>×</m:t>
+              </m:r>
+              <m:r>
+                <m:t>20600</m:t>
+              </m:r>
+              <m:r>
+                <m:rPr>
+                  <m:sty m:val="p"/>
+                </m:rPr>
+                <m:t>=</m:t>
+              </m:r>
+              <m:r>
+                <m:t>21218</m:t>
+              </m:r>
+            </m:oMath>
+            <w:r>
+              <w:rPr>
+                <w:rtl/>
+              </w:rPr>
+              <w:t xml:space="preserve">.</w:t>
+            </w:r>
+          </w:p>
+          <w:p>
+            <w:pPr>
+              <w:bidi/>
+              <w:ind w:left="567"/>
+            </w:pPr>
+            <w:r>
+              <w:rPr>
+                <w:rtl/>
+              </w:rPr>
+              <w:t xml:space="preserve"/>
+            </w:r>
+            <w:r>
+              <w:rPr>
+                <w:b/>
+                <w:bCs/>
+                <w:rtl/>
+              </w:rPr>
+              <w:t xml:space="preserve">(ب)</w:t>
+            </w:r>
+            <w:r>
+              <w:rPr>
+                <w:rtl/>
+              </w:rPr>
+              <w:t xml:space="preserve"> </w:t>
+            </w:r>
+            <w:r>
+              <w:rPr>
+                <w:rtl/>
+              </w:rPr>
+              <w:t xml:space="preserve">زيادة بنسبة</w:t>
+            </w:r>
+            <w:r>
+              <w:rPr>
+                <w:rtl/>
+              </w:rPr>
+              <w:t xml:space="preserve"> </w:t>
+            </w:r>
+            <m:oMath>
+              <m:r>
+                <m:t>3</m:t>
+              </m:r>
+              <m:r>
+                <m:t> </m:t>
+              </m:r>
+              <m:r>
+                <m:rPr>
+                  <m:sty m:val="p"/>
+                </m:rPr>
+                <m:t>%</m:t>
+              </m:r>
+            </m:oMath>
+            <w:r>
+              <w:rPr>
+                <w:rtl/>
+              </w:rPr>
+              <w:t xml:space="preserve">:</w:t>
+            </w:r>
+            <w:r>
+              <w:rPr>
+                <w:rtl/>
+              </w:rPr>
+              <w:t xml:space="preserve"> </w:t>
+            </w:r>
+            <m:oMath>
+              <m:sSub>
+                <m:e>
+                  <m:r>
+                    <m:t>p</m:t>
+                  </m:r>
+                </m:e>
+                <m:sub>
+                  <m:r>
+                    <m:t>n</m:t>
+                  </m:r>
+                  <m:r>
+                    <m:rPr>
+                      <m:sty m:val="p"/>
+                    </m:rPr>
+                    <m:t>+</m:t>
+                  </m:r>
+                  <m:r>
+                    <m:t>1</m:t>
+                  </m:r>
+                </m:sub>
+              </m:sSub>
+              <m:r>
+                <m:rPr>
+                  <m:sty m:val="p"/>
+                </m:rPr>
+                <m:t>=</m:t>
+              </m:r>
+              <m:sSub>
+                <m:e>
+                  <m:r>
+                    <m:t>p</m:t>
+                  </m:r>
+                </m:e>
+                <m:sub>
+                  <m:r>
+                    <m:t>n</m:t>
+                  </m:r>
+                </m:sub>
+              </m:sSub>
+              <m:r>
+                <m:rPr>
+                  <m:sty m:val="p"/>
+                </m:rPr>
+                <m:t>+</m:t>
+              </m:r>
+              <m:r>
+                <m:t>0</m:t>
+              </m:r>
+              <m:r>
+                <m:rPr>
+                  <m:sty m:val="p"/>
+                </m:rPr>
+                <m:t>,</m:t>
+              </m:r>
+              <m:r>
+                <m:t>03</m:t>
+              </m:r>
+              <m:r>
+                <m:t> </m:t>
+              </m:r>
+              <m:sSub>
+                <m:e>
+                  <m:r>
+                    <m:t>p</m:t>
+                  </m:r>
+                </m:e>
+                <m:sub>
+                  <m:r>
+                    <m:t>n</m:t>
+                  </m:r>
+                </m:sub>
+              </m:sSub>
+              <m:r>
+                <m:rPr>
+                  <m:sty m:val="p"/>
+                </m:rPr>
+                <m:t>=</m:t>
+              </m:r>
+              <m:r>
+                <m:t>1</m:t>
+              </m:r>
+              <m:r>
+                <m:rPr>
+                  <m:sty m:val="p"/>
+                </m:rPr>
+                <m:t>,</m:t>
+              </m:r>
+              <m:r>
+                <m:t>03</m:t>
+              </m:r>
+              <m:r>
+                <m:t> </m:t>
+              </m:r>
+              <m:sSub>
+                <m:e>
+                  <m:r>
+                    <m:t>p</m:t>
+                  </m:r>
+                </m:e>
+                <m:sub>
+                  <m:r>
+                    <m:t>n</m:t>
+                  </m:r>
+                </m:sub>
+              </m:sSub>
+            </m:oMath>
+            <w:r>
+              <w:rPr>
+                <w:rtl/>
+              </w:rPr>
+              <w:t xml:space="preserve">.  </w:t>
+            </w:r>
+            <m:oMath>
+              <m:d>
+                <m:dPr>
+                  <m:begChr m:val="("/>
+                  <m:endChr m:val=")"/>
+                  <m:sepChr m:val=""/>
+                  <m:grow/>
+                </m:dPr>
+                <m:e>
+                  <m:sSub>
+                    <m:e>
+                      <m:r>
+                        <m:t>p</m:t>
+                      </m:r>
+                    </m:e>
+                    <m:sub>
+                      <m:r>
+                        <m:t>n</m:t>
+                      </m:r>
+                    </m:sub>
+                  </m:sSub>
+                </m:e>
+              </m:d>
+            </m:oMath>
+            <w:r>
+              <w:rPr>
+                <w:rtl/>
+              </w:rPr>
+              <w:t xml:space="preserve"> </w:t>
+            </w:r>
+            <w:r>
+              <w:rPr>
+                <w:rtl/>
+              </w:rPr>
+              <w:t xml:space="preserve">هندسية أساسها</w:t>
+            </w:r>
+            <w:r>
+              <w:rPr>
+                <w:rtl/>
+              </w:rPr>
+              <w:t xml:space="preserve"> </w:t>
+            </w:r>
+            <m:oMath>
+              <m:borderBox>
+                <m:e>
+                  <m:r>
+                    <m:t>q</m:t>
+                  </m:r>
+                  <m:r>
+                    <m:rPr>
+                      <m:sty m:val="p"/>
+                    </m:rPr>
+                    <m:t>=</m:t>
+                  </m:r>
+                  <m:r>
+                    <m:t>1</m:t>
+                  </m:r>
+                  <m:r>
+                    <m:rPr>
+                      <m:sty m:val="p"/>
+                    </m:rPr>
+                    <m:t>,</m:t>
+                  </m:r>
+                  <m:r>
+                    <m:t>03</m:t>
+                  </m:r>
+                </m:e>
+              </m:borderBox>
+            </m:oMath>
+            <w:r>
+              <w:rPr>
+                <w:rtl/>
+              </w:rPr>
+              <w:t xml:space="preserve"> </w:t>
+            </w:r>
+            <w:r>
+              <w:rPr>
+                <w:rtl/>
+              </w:rPr>
+              <w:t xml:space="preserve">وحدها الأول</w:t>
+            </w:r>
+            <w:r>
+              <w:rPr>
+                <w:rtl/>
+              </w:rPr>
+              <w:t xml:space="preserve"> </w:t>
+            </w:r>
+            <m:oMath>
+              <m:sSub>
+                <m:e>
+                  <m:r>
+                    <m:t>p</m:t>
+                  </m:r>
+                </m:e>
+                <m:sub>
+                  <m:r>
+                    <m:t>0</m:t>
+                  </m:r>
+                </m:sub>
+              </m:sSub>
+              <m:r>
+                <m:rPr>
+                  <m:sty m:val="p"/>
+                </m:rPr>
+                <m:t>=</m:t>
+              </m:r>
+              <m:r>
+                <m:t>20000</m:t>
+              </m:r>
+            </m:oMath>
+            <w:r>
+              <w:rPr>
+                <w:rtl/>
+              </w:rPr>
+              <w:t xml:space="preserve"> </w:t>
+            </w:r>
+            <w:r>
+              <w:rPr>
+                <w:rtl/>
+              </w:rPr>
+              <w:t xml:space="preserve">، و</w:t>
+            </w:r>
+            <w:r>
+              <w:rPr>
+                <w:rtl/>
+              </w:rPr>
+              <w:t xml:space="preserve"> </w:t>
+            </w:r>
+            <m:oMath>
+              <m:borderBox>
+                <m:e>
+                  <m:sSub>
+                    <m:e>
+                      <m:r>
+                        <m:t>p</m:t>
+                      </m:r>
+                    </m:e>
+                    <m:sub>
+                      <m:r>
+                        <m:t>n</m:t>
+                      </m:r>
+                    </m:sub>
+                  </m:sSub>
+                  <m:r>
+                    <m:rPr>
+                      <m:sty m:val="p"/>
+                    </m:rPr>
+                    <m:t>=</m:t>
+                  </m:r>
+                  <m:r>
+                    <m:t>20000</m:t>
+                  </m:r>
+                  <m:r>
+                    <m:rPr>
+                      <m:sty m:val="p"/>
+                    </m:rPr>
+                    <m:t>×</m:t>
+                  </m:r>
+                  <m:r>
+                    <m:t>1</m:t>
+                  </m:r>
+                  <m:r>
+                    <m:rPr>
+                      <m:sty m:val="p"/>
+                    </m:rPr>
+                    <m:t>,</m:t>
+                  </m:r>
+                  <m:sSup>
+                    <m:e>
+                      <m:r>
+                        <m:t>03</m:t>
+                      </m:r>
+                    </m:e>
+                    <m:sup>
+                      <m:r>
+                        <m:t>n</m:t>
+                      </m:r>
+                    </m:sup>
+                  </m:sSup>
+                </m:e>
+              </m:borderBox>
+            </m:oMath>
+            <w:r>
+              <w:rPr>
+                <w:rtl/>
+              </w:rPr>
+              <w:t xml:space="preserve">.</w:t>
+            </w:r>
+          </w:p>
+          <w:p>
+            <w:pPr>
+              <w:bidi/>
+              <w:ind w:left="567"/>
+            </w:pPr>
+            <w:r>
+              <w:rPr>
+                <w:rtl/>
+              </w:rPr>
+              <w:t xml:space="preserve"/>
+            </w:r>
+            <w:r>
+              <w:rPr>
+                <w:b/>
+                <w:bCs/>
+                <w:rtl/>
+              </w:rPr>
+              <w:t xml:space="preserve">(جـ)</w:t>
+            </w:r>
+            <w:r>
+              <w:rPr>
+                <w:rtl/>
+              </w:rPr>
+              <w:t xml:space="preserve"> </w:t>
+            </w:r>
+            <w:r>
+              <w:rPr>
+                <w:rtl/>
+              </w:rPr>
+              <w:t xml:space="preserve">سنة</w:t>
+            </w:r>
+            <w:r>
+              <w:rPr>
+                <w:rtl/>
+              </w:rPr>
+              <w:t xml:space="preserve"> </w:t>
+            </w:r>
+            <m:oMath>
+              <m:r>
+                <m:t>2035</m:t>
+              </m:r>
+            </m:oMath>
+            <w:r>
+              <w:rPr>
+                <w:rtl/>
+              </w:rPr>
+              <w:t xml:space="preserve"> </w:t>
+            </w:r>
+            <w:r>
+              <w:rPr>
+                <w:rtl/>
+              </w:rPr>
+              <w:t xml:space="preserve">توافق</w:t>
+            </w:r>
+            <w:r>
+              <w:rPr>
+                <w:rtl/>
+              </w:rPr>
+              <w:t xml:space="preserve"> </w:t>
+            </w:r>
+            <m:oMath>
+              <m:r>
+                <m:t>n</m:t>
+              </m:r>
+              <m:r>
+                <m:rPr>
+                  <m:sty m:val="p"/>
+                </m:rPr>
+                <m:t>=</m:t>
+              </m:r>
+              <m:r>
+                <m:t>10</m:t>
+              </m:r>
+            </m:oMath>
+            <w:r>
+              <w:rPr>
+                <w:rtl/>
+              </w:rPr>
+              <w:t xml:space="preserve">:  </w:t>
+            </w:r>
+            <m:oMath>
+              <m:sSub>
+                <m:e>
+                  <m:r>
+                    <m:t>p</m:t>
+                  </m:r>
+                </m:e>
+                <m:sub>
+                  <m:r>
+                    <m:t>10</m:t>
+                  </m:r>
+                </m:sub>
+              </m:sSub>
+              <m:r>
+                <m:rPr>
+                  <m:sty m:val="p"/>
+                </m:rPr>
+                <m:t>=</m:t>
+              </m:r>
+              <m:r>
+                <m:t>20000</m:t>
+              </m:r>
+              <m:r>
+                <m:rPr>
+                  <m:sty m:val="p"/>
+                </m:rPr>
+                <m:t>×</m:t>
+              </m:r>
+              <m:r>
+                <m:t>1</m:t>
+              </m:r>
+              <m:r>
+                <m:rPr>
+                  <m:sty m:val="p"/>
+                </m:rPr>
+                <m:t>,</m:t>
+              </m:r>
+              <m:sSup>
+                <m:e>
+                  <m:r>
+                    <m:t>03</m:t>
+                  </m:r>
+                </m:e>
+                <m:sup>
+                  <m:r>
+                    <m:t>10</m:t>
+                  </m:r>
+                </m:sup>
+              </m:sSup>
+              <m:r>
+                <m:rPr>
+                  <m:sty m:val="p"/>
+                </m:rPr>
+                <m:t>≈</m:t>
+              </m:r>
+              <m:borderBox>
+                <m:e>
+                  <m:r>
+                    <m:t>26878</m:t>
+                  </m:r>
+                </m:e>
+              </m:borderBox>
+            </m:oMath>
+            <w:r>
+              <w:rPr>
+                <w:rtl/>
+              </w:rPr>
+              <w:t xml:space="preserve"> </w:t>
+            </w:r>
+            <w:r>
+              <w:rPr>
+                <w:rtl/>
+              </w:rPr>
+              <w:t xml:space="preserve">نسمة.</w:t>
+            </w:r>
+          </w:p>
+          <w:p>
+            <w:pPr>
+              <w:bidi/>
+              <w:ind w:left="567"/>
+            </w:pPr>
+            <w:r>
+              <w:rPr>
+                <w:rtl/>
+              </w:rPr>
+              <w:t xml:space="preserve"/>
+            </w:r>
+            <w:r>
+              <w:rPr>
+                <w:b/>
+                <w:bCs/>
+                <w:rtl/>
+              </w:rPr>
+              <w:t xml:space="preserve">(د)</w:t>
+            </w:r>
+            <w:r>
+              <w:rPr>
+                <w:rtl/>
+              </w:rPr>
+              <w:t xml:space="preserve"> </w:t>
+            </w:r>
+            <m:oMath>
+              <m:sSub>
+                <m:e>
+                  <m:r>
+                    <m:t>p</m:t>
+                  </m:r>
+                </m:e>
+                <m:sub>
+                  <m:r>
+                    <m:t>0</m:t>
+                  </m:r>
+                </m:sub>
+              </m:sSub>
+              <m:r>
+                <m:rPr>
+                  <m:sty m:val="p"/>
+                </m:rPr>
+                <m:t>&gt;</m:t>
+              </m:r>
+              <m:r>
+                <m:t>0</m:t>
+              </m:r>
+            </m:oMath>
+            <w:r>
+              <w:rPr>
+                <w:rtl/>
+              </w:rPr>
+              <w:t xml:space="preserve"> </w:t>
+            </w:r>
+            <w:r>
+              <w:rPr>
+                <w:rtl/>
+              </w:rPr>
+              <w:t xml:space="preserve">و</w:t>
+            </w:r>
+            <w:r>
+              <w:rPr>
+                <w:rtl/>
+              </w:rPr>
+              <w:t xml:space="preserve"> </w:t>
+            </w:r>
+            <m:oMath>
+              <m:r>
+                <m:t>q</m:t>
+              </m:r>
+              <m:r>
+                <m:rPr>
+                  <m:sty m:val="p"/>
+                </m:rPr>
+                <m:t>=</m:t>
+              </m:r>
+              <m:r>
+                <m:t>1</m:t>
+              </m:r>
+              <m:r>
+                <m:rPr>
+                  <m:sty m:val="p"/>
+                </m:rPr>
+                <m:t>,</m:t>
+              </m:r>
+              <m:r>
+                <m:t>03</m:t>
+              </m:r>
+              <m:r>
+                <m:rPr>
+                  <m:sty m:val="p"/>
+                </m:rPr>
+                <m:t>&gt;</m:t>
+              </m:r>
+              <m:r>
+                <m:t>1</m:t>
+              </m:r>
+            </m:oMath>
+            <w:r>
+              <w:rPr>
+                <w:rtl/>
+              </w:rPr>
+              <w:t xml:space="preserve">:  </w:t>
+            </w:r>
+            <m:oMath>
+              <m:d>
+                <m:dPr>
+                  <m:begChr m:val="("/>
+                  <m:endChr m:val=")"/>
+                  <m:sepChr m:val=""/>
+                  <m:grow/>
+                </m:dPr>
+                <m:e>
+                  <m:sSub>
+                    <m:e>
+                      <m:r>
+                        <m:t>p</m:t>
+                      </m:r>
+                    </m:e>
+                    <m:sub>
+                      <m:r>
+                        <m:t>n</m:t>
+                      </m:r>
+                    </m:sub>
+                  </m:sSub>
+                </m:e>
+              </m:d>
+            </m:oMath>
+            <w:r>
+              <w:rPr>
+                <w:rtl/>
+              </w:rPr>
+              <w:t xml:space="preserve"> </w:t>
+            </w:r>
+            <w:r>
+              <w:rPr>
+                <w:b/>
+                <w:bCs/>
+                <w:rtl/>
+              </w:rPr>
+              <w:t xml:space="preserve">متزايدة تماماً</w:t>
+            </w:r>
+            <w:r>
+              <w:rPr>
+                <w:rtl/>
+              </w:rPr>
+              <w:t xml:space="preserve">.</w:t>
+            </w:r>
+          </w:p>
+          <w:p>
+            <w:pPr>
+              <w:bidi/>
+            </w:pPr>
+            <m:oMath>
+              <m:sSub>
+                <m:e>
+                  <m:r>
+                    <m:t>p</m:t>
+                  </m:r>
+                </m:e>
+                <m:sub>
+                  <m:r>
+                    <m:t>n</m:t>
+                  </m:r>
+                </m:sub>
+              </m:sSub>
+              <m:r>
+                <m:rPr>
+                  <m:sty m:val="p"/>
+                </m:rPr>
+                <m:t>&gt;</m:t>
+              </m:r>
+              <m:r>
+                <m:t>30000</m:t>
+              </m:r>
+              <m:r>
+                <m:rPr>
+                  <m:sty m:val="p"/>
+                </m:rPr>
+                <m:t>⇔</m:t>
+              </m:r>
+              <m:r>
+                <m:t>1</m:t>
+              </m:r>
+              <m:r>
+                <m:rPr>
+                  <m:sty m:val="p"/>
+                </m:rPr>
+                <m:t>,</m:t>
+              </m:r>
+              <m:sSup>
+                <m:e>
+                  <m:r>
+                    <m:t>03</m:t>
+                  </m:r>
+                </m:e>
+                <m:sup>
+                  <m:r>
+                    <m:t>n</m:t>
+                  </m:r>
+                </m:sup>
+              </m:sSup>
+              <m:r>
+                <m:rPr>
+                  <m:sty m:val="p"/>
+                </m:rPr>
+                <m:t>&gt;</m:t>
+              </m:r>
+              <m:r>
+                <m:t>1</m:t>
+              </m:r>
+              <m:r>
+                <m:rPr>
+                  <m:sty m:val="p"/>
+                </m:rPr>
+                <m:t>,</m:t>
+              </m:r>
+              <m:r>
+                <m:t>5</m:t>
+              </m:r>
+            </m:oMath>
+            <w:r>
+              <w:rPr>
+                <w:rtl/>
+              </w:rPr>
+              <w:t xml:space="preserve">.  بالآلة الحاسبة:</w:t>
+            </w:r>
+            <w:r>
+              <w:rPr>
+                <w:rtl/>
+              </w:rPr>
+              <w:t xml:space="preserve"> </w:t>
+            </w:r>
+            <m:oMath>
+              <m:r>
+                <m:t>1</m:t>
+              </m:r>
+              <m:r>
+                <m:rPr>
+                  <m:sty m:val="p"/>
+                </m:rPr>
+                <m:t>,</m:t>
+              </m:r>
+              <m:sSup>
+                <m:e>
+                  <m:r>
+                    <m:t>03</m:t>
+                  </m:r>
+                </m:e>
+                <m:sup>
+                  <m:r>
+                    <m:t>13</m:t>
+                  </m:r>
+                </m:sup>
+              </m:sSup>
+              <m:r>
+                <m:rPr>
+                  <m:sty m:val="p"/>
+                </m:rPr>
+                <m:t>≈</m:t>
+              </m:r>
+              <m:r>
+                <m:t>1</m:t>
+              </m:r>
+              <m:r>
+                <m:rPr>
+                  <m:sty m:val="p"/>
+                </m:rPr>
+                <m:t>,</m:t>
+              </m:r>
+              <m:r>
+                <m:t>4685</m:t>
+              </m:r>
+              <m:r>
+                <m:rPr>
+                  <m:sty m:val="p"/>
+                </m:rPr>
+                <m:t>&lt;</m:t>
+              </m:r>
+              <m:r>
+                <m:t>1</m:t>
+              </m:r>
+              <m:r>
+                <m:rPr>
+                  <m:sty m:val="p"/>
+                </m:rPr>
+                <m:t>,</m:t>
+              </m:r>
+              <m:r>
+                <m:t>5</m:t>
+              </m:r>
+            </m:oMath>
+            <w:r>
+              <w:rPr>
+                <w:rtl/>
+              </w:rPr>
+              <w:t xml:space="preserve"> </w:t>
+            </w:r>
+            <w:r>
+              <w:rPr>
+                <w:rtl/>
+              </w:rPr>
+              <w:t xml:space="preserve">و</w:t>
+            </w:r>
+            <w:r>
+              <w:rPr>
+                <w:rtl/>
+              </w:rPr>
+              <w:t xml:space="preserve"> </w:t>
+            </w:r>
+            <m:oMath>
+              <m:r>
+                <m:t>1</m:t>
+              </m:r>
+              <m:r>
+                <m:rPr>
+                  <m:sty m:val="p"/>
+                </m:rPr>
+                <m:t>,</m:t>
+              </m:r>
+              <m:sSup>
+                <m:e>
+                  <m:r>
+                    <m:t>03</m:t>
+                  </m:r>
+                </m:e>
+                <m:sup>
+                  <m:r>
+                    <m:t>14</m:t>
+                  </m:r>
+                </m:sup>
+              </m:sSup>
+              <m:r>
+                <m:rPr>
+                  <m:sty m:val="p"/>
+                </m:rPr>
+                <m:t>≈</m:t>
+              </m:r>
+              <m:r>
+                <m:t>1</m:t>
+              </m:r>
+              <m:r>
+                <m:rPr>
+                  <m:sty m:val="p"/>
+                </m:rPr>
+                <m:t>,</m:t>
+              </m:r>
+              <m:r>
+                <m:t>5126</m:t>
+              </m:r>
+              <m:r>
+                <m:rPr>
+                  <m:sty m:val="p"/>
+                </m:rPr>
+                <m:t>&gt;</m:t>
+              </m:r>
+              <m:r>
+                <m:t>1</m:t>
+              </m:r>
+              <m:r>
+                <m:rPr>
+                  <m:sty m:val="p"/>
+                </m:rPr>
+                <m:t>,</m:t>
+              </m:r>
+              <m:r>
+                <m:t>5</m:t>
+              </m:r>
+            </m:oMath>
+            <w:r>
+              <w:rPr>
+                <w:rtl/>
+              </w:rPr>
+              <w:t xml:space="preserve">.</w:t>
+            </w:r>
+          </w:p>
+          <w:p>
+            <w:pPr>
+              <w:bidi/>
+            </w:pPr>
+            <w:r>
+              <w:rPr>
+                <w:rtl/>
+              </w:rPr>
+              <w:t xml:space="preserve">وبما أن</w:t>
+            </w:r>
+            <w:r>
+              <w:rPr>
+                <w:rtl/>
+              </w:rPr>
+              <w:t xml:space="preserve"> </w:t>
+            </w:r>
+            <m:oMath>
+              <m:d>
+                <m:dPr>
+                  <m:begChr m:val="("/>
+                  <m:endChr m:val=")"/>
+                  <m:sepChr m:val=""/>
+                  <m:grow/>
+                </m:dPr>
+                <m:e>
+                  <m:sSub>
+                    <m:e>
+                      <m:r>
+                        <m:t>p</m:t>
+                      </m:r>
+                    </m:e>
+                    <m:sub>
+                      <m:r>
+                        <m:t>n</m:t>
+                      </m:r>
+                    </m:sub>
+                  </m:sSub>
+                </m:e>
+              </m:d>
+            </m:oMath>
+            <w:r>
+              <w:rPr>
+                <w:rtl/>
+              </w:rPr>
+              <w:t xml:space="preserve"> </w:t>
+            </w:r>
+            <w:r>
+              <w:rPr>
+                <w:rtl/>
+              </w:rPr>
+              <w:t xml:space="preserve">متزايدة: أصغر</w:t>
+            </w:r>
+            <w:r>
+              <w:rPr>
+                <w:rtl/>
+              </w:rPr>
+              <w:t xml:space="preserve"> </w:t>
+            </w:r>
+            <m:oMath>
+              <m:r>
+                <m:t>n</m:t>
+              </m:r>
+            </m:oMath>
+            <w:r>
+              <w:rPr>
+                <w:rtl/>
+              </w:rPr>
+              <w:t xml:space="preserve"> </w:t>
+            </w:r>
+            <w:r>
+              <w:rPr>
+                <w:rtl/>
+              </w:rPr>
+              <w:t xml:space="preserve">هو</w:t>
+            </w:r>
+            <w:r>
+              <w:rPr>
+                <w:rtl/>
+              </w:rPr>
+              <w:t xml:space="preserve"> </w:t>
+            </w:r>
+            <m:oMath>
+              <m:r>
+                <m:t>14</m:t>
+              </m:r>
+            </m:oMath>
+            <w:r>
+              <w:rPr>
+                <w:rtl/>
+              </w:rPr>
+              <w:t xml:space="preserve"> </w:t>
+            </w:r>
+            <w:r>
+              <w:rPr>
+                <w:rtl/>
+              </w:rPr>
+              <w:t xml:space="preserve">، أي سنة</w:t>
+            </w:r>
+            <w:r>
+              <w:rPr>
+                <w:rtl/>
+              </w:rPr>
+              <w:t xml:space="preserve"> </w:t>
+            </w:r>
+            <m:oMath>
+              <m:borderBox>
+                <m:e>
+                  <m:r>
+                    <m:t>2039</m:t>
+                  </m:r>
+                </m:e>
+              </m:borderBox>
+            </m:oMath>
+            <w:r>
+              <w:rPr>
+                <w:rtl/>
+              </w:rPr>
+              <w:t xml:space="preserve"> </w:t>
+            </w:r>
+            <w:r>
+              <w:rPr>
+                <w:rtl/>
+              </w:rPr>
+              <w:t xml:space="preserve">(</w:t>
+            </w:r>
+            <m:oMath>
+              <m:sSub>
+                <m:e>
+                  <m:r>
+                    <m:t>p</m:t>
+                  </m:r>
+                </m:e>
+                <m:sub>
+                  <m:r>
+                    <m:t>14</m:t>
+                  </m:r>
+                </m:sub>
+              </m:sSub>
+              <m:r>
+                <m:rPr>
+                  <m:sty m:val="p"/>
+                </m:rPr>
+                <m:t>≈</m:t>
+              </m:r>
+              <m:r>
+                <m:t>30252</m:t>
+              </m:r>
+            </m:oMath>
+            <w:r>
+              <w:rPr>
+                <w:rtl/>
+              </w:rPr>
+              <w:t xml:space="preserve">).</w:t>
+            </w:r>
+          </w:p>
+          <w:p>
+            <w:pPr>
+              <w:bidi/>
+              <w:ind w:left="567"/>
+            </w:pPr>
+            <w:r>
+              <w:rPr>
+                <w:rtl/>
+              </w:rPr>
+              <w:t xml:space="preserve"/>
+            </w:r>
+            <w:r>
+              <w:rPr>
+                <w:b/>
+                <w:bCs/>
+                <w:rtl/>
+              </w:rPr>
+              <w:t xml:space="preserve">(هـ)</w:t>
+            </w:r>
+            <w:r>
+              <w:rPr>
+                <w:rtl/>
+              </w:rPr>
+              <w:t xml:space="preserve"> </w:t>
+            </w:r>
+            <m:oMath>
+              <m:r>
+                <m:t>q</m:t>
+              </m:r>
+              <m:r>
+                <m:rPr>
+                  <m:sty m:val="p"/>
+                </m:rPr>
+                <m:t>=</m:t>
+              </m:r>
+              <m:r>
+                <m:t>1</m:t>
+              </m:r>
+              <m:r>
+                <m:rPr>
+                  <m:sty m:val="p"/>
+                </m:rPr>
+                <m:t>,</m:t>
+              </m:r>
+              <m:r>
+                <m:t>03</m:t>
+              </m:r>
+              <m:r>
+                <m:rPr>
+                  <m:sty m:val="p"/>
+                </m:rPr>
+                <m:t>&gt;</m:t>
+              </m:r>
+              <m:r>
+                <m:t>1</m:t>
+              </m:r>
+            </m:oMath>
+            <w:r>
+              <w:rPr>
+                <w:rtl/>
+              </w:rPr>
+              <w:t xml:space="preserve"> </w:t>
+            </w:r>
+            <w:r>
+              <w:rPr>
+                <w:rtl/>
+              </w:rPr>
+              <w:t xml:space="preserve">و</w:t>
+            </w:r>
+            <w:r>
+              <w:rPr>
+                <w:rtl/>
+              </w:rPr>
+              <w:t xml:space="preserve"> </w:t>
+            </w:r>
+            <m:oMath>
+              <m:sSub>
+                <m:e>
+                  <m:r>
+                    <m:t>p</m:t>
+                  </m:r>
+                </m:e>
+                <m:sub>
+                  <m:r>
+                    <m:t>0</m:t>
+                  </m:r>
+                </m:sub>
+              </m:sSub>
+              <m:r>
+                <m:rPr>
+                  <m:sty m:val="p"/>
+                </m:rPr>
+                <m:t>&gt;</m:t>
+              </m:r>
+              <m:r>
+                <m:t>0</m:t>
+              </m:r>
+            </m:oMath>
+            <w:r>
+              <w:rPr>
+                <w:rtl/>
+              </w:rPr>
+              <w:t xml:space="preserve">:  </w:t>
+            </w:r>
+            <m:oMath>
+              <m:limLow>
+                <m:e>
+                  <m:r>
+                    <m:rPr>
+                      <m:sty m:val="p"/>
+                    </m:rPr>
+                    <m:t>lim</m:t>
+                  </m:r>
+                </m:e>
+                <m:lim>
+                  <m:r>
+                    <m:t>n</m:t>
+                  </m:r>
+                  <m:r>
+                    <m:rPr>
+                      <m:sty m:val="p"/>
+                    </m:rPr>
+                    <m:t>→</m:t>
+                  </m:r>
+                  <m:r>
+                    <m:rPr>
+                      <m:sty m:val="p"/>
+                    </m:rPr>
+                    <m:t>+</m:t>
+                  </m:r>
+                  <m:r>
+                    <m:rPr>
+                      <m:sty m:val="p"/>
+                    </m:rPr>
+                    <m:t>∞</m:t>
+                  </m:r>
+                </m:lim>
+              </m:limLow>
+              <m:sSub>
+                <m:e>
+                  <m:r>
+                    <m:t>p</m:t>
+                  </m:r>
+                </m:e>
+                <m:sub>
+                  <m:r>
+                    <m:t>n</m:t>
+                  </m:r>
+                </m:sub>
+              </m:sSub>
+              <m:r>
+                <m:rPr>
+                  <m:sty m:val="p"/>
+                </m:rPr>
+                <m:t>=</m:t>
+              </m:r>
+              <m:borderBox>
+                <m:e>
+                  <m:r>
+                    <m:rPr>
+                      <m:sty m:val="p"/>
+                    </m:rPr>
+                    <m:t>+</m:t>
+                  </m:r>
+                  <m:r>
+                    <m:rPr>
+                      <m:sty m:val="p"/>
+                    </m:rPr>
+                    <m:t>∞</m:t>
+                  </m:r>
+                </m:e>
+              </m:borderBox>
+            </m:oMath>
+            <w:r>
+              <w:rPr>
+                <w:rtl/>
+              </w:rPr>
+              <w:t xml:space="preserve">.  النموذج غير واقعي على المدى البعيد جداً (الموارد والمساحة لا تكفي) ، فهو صالح لسنوات قليلة فقط.</w:t>
+            </w:r>
+          </w:p>
+        </w:tc>
+      </w:tr>
+    </w:tbl>
+    <w:p>
+      <w:pPr>
+        <w:bidi/>
+        <w:spacing w:before="0" w:after="0"/>
+      </w:pPr>
+    </w:p>
+    <w:bookmarkEnd w:id="23"/>
+    <w:bookmarkStart w:id="24" w:name="نهاية-متتالية"/>
+    <w:p>
+      <w:pPr>
+        <w:pStyle w:val="Heading1"/>
+        <w:bidi/>
+      </w:pPr>
+      <w:r>
+        <w:rPr>
+          <w:rStyle w:val="SectionNumber"/>
+          <w:rtl/>
+        </w:rPr>
+        <w:t xml:space="preserve">5</w:t>
       </w:r>
       <w:r>
         <w:rPr>
@@ -28546,7 +33763,7 @@
                 <w:color w:val="FFFFFF"/>
                 <w:rtl/>
               </w:rPr>
-              <w:t xml:space="preserve">التمرين 11: حساب نهايات</w:t>
+              <w:t xml:space="preserve">التمرين 12: حساب نهايات</w:t>
             </w:r>
           </w:p>
         </w:tc>
@@ -29581,7 +34798,7 @@
                 <w:color w:val="FFFFFF"/>
                 <w:rtl/>
               </w:rPr>
-              <w:t xml:space="preserve">حل التمرين 11</w:t>
+              <w:t xml:space="preserve">حل التمرين 12</w:t>
             </w:r>
           </w:p>
         </w:tc>
@@ -31175,8 +36392,8 @@
         <w:spacing w:before="0" w:after="0"/>
       </w:pPr>
     </w:p>
-    <w:bookmarkEnd w:id="23"/>
-    <w:bookmarkStart w:id="24" w:name="مسائل-شاملة"/>
+    <w:bookmarkEnd w:id="24"/>
+    <w:bookmarkStart w:id="25" w:name="مسائل-شاملة"/>
     <w:p>
       <w:pPr>
         <w:pStyle w:val="Heading1"/>
@@ -31187,7 +36404,7 @@
           <w:rStyle w:val="SectionNumber"/>
           <w:rtl/>
         </w:rPr>
-        <w:t xml:space="preserve">5</w:t>
+        <w:t xml:space="preserve">6</w:t>
       </w:r>
       <w:r>
         <w:rPr>
@@ -31246,7 +36463,7 @@
                 <w:color w:val="FFFFFF"/>
                 <w:rtl/>
               </w:rPr>
-              <w:t xml:space="preserve">التمرين 12: متتالية هوموغرافية</w:t>
+              <w:t xml:space="preserve">التمرين 13: متتالية هوموغرافية</w:t>
             </w:r>
           </w:p>
         </w:tc>
@@ -32534,7 +37751,7 @@
                 <w:color w:val="FFFFFF"/>
                 <w:rtl/>
               </w:rPr>
-              <w:t xml:space="preserve">حل التمرين 12</w:t>
+              <w:t xml:space="preserve">حل التمرين 13</w:t>
             </w:r>
           </w:p>
         </w:tc>
@@ -32588,7 +37805,7 @@
                           <a:graphicData uri="http://schemas.openxmlformats.org/drawingml/2006/picture">
                             <pic:pic>
                               <pic:nvPicPr>
-                                <pic:cNvPr id="0" name="e8c119a8461d69d0.png"/>
+                                <pic:cNvPr id="0" name="c37ef29e12eaeaf6.png"/>
                                 <pic:cNvPicPr/>
                               </pic:nvPicPr>
                               <pic:blipFill>
@@ -34866,7 +40083,7 @@
                 <w:color w:val="FFFFFF"/>
                 <w:rtl/>
               </w:rPr>
-              <w:t xml:space="preserve">التمرين 13: متتالية تراجعية ومتتالية حسابية: مجموع معطى</w:t>
+              <w:t xml:space="preserve">التمرين 14: متتالية تراجعية ومتتالية حسابية: مجموع معطى</w:t>
             </w:r>
           </w:p>
         </w:tc>
@@ -36369,7 +41586,7 @@
                 <w:color w:val="FFFFFF"/>
                 <w:rtl/>
               </w:rPr>
-              <w:t xml:space="preserve">حل التمرين 13</w:t>
+              <w:t xml:space="preserve">حل التمرين 14</w:t>
             </w:r>
           </w:p>
         </w:tc>
@@ -36423,7 +41640,7 @@
                           <a:graphicData uri="http://schemas.openxmlformats.org/drawingml/2006/picture">
                             <pic:pic>
                               <pic:nvPicPr>
-                                <pic:cNvPr id="0" name="72b2eb2ce3f3acdb.png"/>
+                                <pic:cNvPr id="0" name="ea1e6be69c30ec9f.png"/>
                                 <pic:cNvPicPr/>
                               </pic:nvPicPr>
                               <pic:blipFill>
@@ -38701,7 +43918,7 @@
                 <w:color w:val="FFFFFF"/>
                 <w:rtl/>
               </w:rPr>
-              <w:t xml:space="preserve">التمرين 14: متتاليتان متشابكتان</w:t>
+              <w:t xml:space="preserve">التمرين 15: متتاليتان متشابكتان</w:t>
             </w:r>
           </w:p>
         </w:tc>
@@ -40571,7 +45788,7 @@
                 <w:color w:val="FFFFFF"/>
                 <w:rtl/>
               </w:rPr>
-              <w:t xml:space="preserve">حل التمرين 14</w:t>
+              <w:t xml:space="preserve">حل التمرين 15</w:t>
             </w:r>
           </w:p>
         </w:tc>
@@ -44615,8 +49832,8 @@
         <w:spacing w:before="0" w:after="0"/>
       </w:pPr>
     </w:p>
-    <w:bookmarkEnd w:id="24"/>
-    <w:bookmarkStart w:id="25" w:name="اختيار-من-متعدد-صحيح-أم-خطأ"/>
+    <w:bookmarkEnd w:id="25"/>
+    <w:bookmarkStart w:id="26" w:name="اختيار-من-متعدد-صحيح-أم-خطأ"/>
     <w:p>
       <w:pPr>
         <w:pStyle w:val="Heading1"/>
@@ -44627,7 +49844,7 @@
           <w:rStyle w:val="SectionNumber"/>
           <w:rtl/>
         </w:rPr>
-        <w:t xml:space="preserve">6</w:t>
+        <w:t xml:space="preserve">7</w:t>
       </w:r>
       <w:r>
         <w:rPr>
@@ -44686,7 +49903,7 @@
                 <w:color w:val="FFFFFF"/>
                 <w:rtl/>
               </w:rPr>
-              <w:t xml:space="preserve">التمرين 15: اختيار من متعدد</w:t>
+              <w:t xml:space="preserve">التمرين 16: اختيار من متعدد</w:t>
             </w:r>
           </w:p>
         </w:tc>
@@ -46582,7 +51799,7 @@
                 <w:color w:val="FFFFFF"/>
                 <w:rtl/>
               </w:rPr>
-              <w:t xml:space="preserve">حل التمرين 15</w:t>
+              <w:t xml:space="preserve">حل التمرين 16</w:t>
             </w:r>
           </w:p>
         </w:tc>
@@ -47796,7 +53013,7 @@
                 <w:color w:val="FFFFFF"/>
                 <w:rtl/>
               </w:rPr>
-              <w:t xml:space="preserve">التمرين 16: صحيح أم خطأ</w:t>
+              <w:t xml:space="preserve">التمرين 17: صحيح أم خطأ</w:t>
             </w:r>
           </w:p>
         </w:tc>
@@ -49020,7 +54237,7 @@
                 <w:color w:val="FFFFFF"/>
                 <w:rtl/>
               </w:rPr>
-              <w:t xml:space="preserve">حل التمرين 16</w:t>
+              <w:t xml:space="preserve">حل التمرين 17</w:t>
             </w:r>
           </w:p>
         </w:tc>
@@ -50197,8 +55414,8 @@
         <w:spacing w:before="0" w:after="0"/>
       </w:pPr>
     </w:p>
-    <w:bookmarkEnd w:id="25"/>
-    <w:bookmarkStart w:id="26" w:name="تمرين-نموذجي"/>
+    <w:bookmarkEnd w:id="26"/>
+    <w:bookmarkStart w:id="27" w:name="تمرين-نموذجي"/>
     <w:p>
       <w:pPr>
         <w:pStyle w:val="Heading1"/>
@@ -50209,7 +55426,7 @@
           <w:rStyle w:val="SectionNumber"/>
           <w:rtl/>
         </w:rPr>
-        <w:t xml:space="preserve">7</w:t>
+        <w:t xml:space="preserve">8</w:t>
       </w:r>
       <w:r>
         <w:rPr>
@@ -50268,7 +55485,7 @@
                 <w:color w:val="FFFFFF"/>
                 <w:rtl/>
               </w:rPr>
-              <w:t xml:space="preserve">التمرين 17: تمرين نموذجي: متتالية متباعدة</w:t>
+              <w:t xml:space="preserve">التمرين 18: تمرين نموذجي: متتالية متباعدة</w:t>
             </w:r>
           </w:p>
         </w:tc>
@@ -51159,65 +56376,7 @@
               <w:rPr>
                 <w:rtl/>
               </w:rPr>
-              <w:t xml:space="preserve">استنتج أنه من أجل كل</w:t>
-            </w:r>
-            <w:r>
-              <w:rPr>
-                <w:rtl/>
-              </w:rPr>
-              <w:t xml:space="preserve"> </w:t>
-            </w:r>
-            <m:oMath>
-              <m:r>
-                <m:t>n</m:t>
-              </m:r>
-            </m:oMath>
-            <w:r>
-              <w:rPr>
-                <w:rtl/>
-              </w:rPr>
-              <w:t xml:space="preserve">:</w:t>
-            </w:r>
-            <w:r>
-              <w:rPr>
-                <w:rtl/>
-              </w:rPr>
-              <w:t xml:space="preserve"> </w:t>
-            </w:r>
-            <m:oMath>
-              <m:sSub>
-                <m:e>
-                  <m:r>
-                    <m:t>u</m:t>
-                  </m:r>
-                </m:e>
-                <m:sub>
-                  <m:r>
-                    <m:t>n</m:t>
-                  </m:r>
-                </m:sub>
-              </m:sSub>
-              <m:r>
-                <m:rPr>
-                  <m:sty m:val="p"/>
-                </m:rPr>
-                <m:t>&gt;</m:t>
-              </m:r>
-              <m:r>
-                <m:t>2</m:t>
-              </m:r>
-            </m:oMath>
-            <w:r>
-              <w:rPr>
-                <w:rtl/>
-              </w:rPr>
-              <w:t xml:space="preserve"> </w:t>
-            </w:r>
-            <w:r>
-              <w:rPr>
-                <w:rtl/>
-              </w:rPr>
-              <w:t xml:space="preserve">، ثم ادرس اتجاه تغير</w:t>
+              <w:t xml:space="preserve">ادرس اتجاه تغير</w:t>
             </w:r>
             <w:r>
               <w:rPr>
@@ -51368,7 +56527,7 @@
                 <w:color w:val="FFFFFF"/>
                 <w:rtl/>
               </w:rPr>
-              <w:t xml:space="preserve">حل التمرين 17</w:t>
+              <w:t xml:space="preserve">حل التمرين 18</w:t>
             </w:r>
           </w:p>
         </w:tc>
@@ -53176,142 +58335,6 @@
                   <m:r>
                     <m:t>n</m:t>
                   </m:r>
-                </m:sub>
-              </m:sSub>
-              <m:r>
-                <m:rPr>
-                  <m:sty m:val="p"/>
-                </m:rPr>
-                <m:t>−</m:t>
-              </m:r>
-              <m:r>
-                <m:t>2</m:t>
-              </m:r>
-              <m:r>
-                <m:rPr>
-                  <m:sty m:val="p"/>
-                </m:rPr>
-                <m:t>=</m:t>
-              </m:r>
-              <m:sSup>
-                <m:e>
-                  <m:r>
-                    <m:t>3</m:t>
-                  </m:r>
-                </m:e>
-                <m:sup>
-                  <m:r>
-                    <m:t>n</m:t>
-                  </m:r>
-                </m:sup>
-              </m:sSup>
-              <m:r>
-                <m:rPr>
-                  <m:sty m:val="p"/>
-                </m:rPr>
-                <m:t>&gt;</m:t>
-              </m:r>
-              <m:r>
-                <m:t>0</m:t>
-              </m:r>
-            </m:oMath>
-            <w:r>
-              <w:rPr>
-                <w:rtl/>
-              </w:rPr>
-              <w:t xml:space="preserve"> </w:t>
-            </w:r>
-            <w:r>
-              <w:rPr>
-                <w:rtl/>
-              </w:rPr>
-              <w:t xml:space="preserve">، إذن من أجل كل</w:t>
-            </w:r>
-            <w:r>
-              <w:rPr>
-                <w:rtl/>
-              </w:rPr>
-              <w:t xml:space="preserve"> </w:t>
-            </w:r>
-            <m:oMath>
-              <m:r>
-                <m:t>n</m:t>
-              </m:r>
-              <m:r>
-                <m:rPr>
-                  <m:sty m:val="p"/>
-                </m:rPr>
-                <m:t>∈</m:t>
-              </m:r>
-              <m:r>
-                <m:rPr>
-                  <m:sty m:val="p"/>
-                  <m:scr m:val="double-struck"/>
-                </m:rPr>
-                <m:t>N</m:t>
-              </m:r>
-            </m:oMath>
-            <w:r>
-              <w:rPr>
-                <w:rtl/>
-              </w:rPr>
-              <w:t xml:space="preserve">:</w:t>
-            </w:r>
-            <w:r>
-              <w:rPr>
-                <w:rtl/>
-              </w:rPr>
-              <w:t xml:space="preserve"> </w:t>
-            </w:r>
-            <m:oMath>
-              <m:borderBox>
-                <m:e>
-                  <m:sSub>
-                    <m:e>
-                      <m:r>
-                        <m:t>u</m:t>
-                      </m:r>
-                    </m:e>
-                    <m:sub>
-                      <m:r>
-                        <m:t>n</m:t>
-                      </m:r>
-                    </m:sub>
-                  </m:sSub>
-                  <m:r>
-                    <m:rPr>
-                      <m:sty m:val="p"/>
-                    </m:rPr>
-                    <m:t>&gt;</m:t>
-                  </m:r>
-                  <m:r>
-                    <m:t>2</m:t>
-                  </m:r>
-                </m:e>
-              </m:borderBox>
-            </m:oMath>
-            <w:r>
-              <w:rPr>
-                <w:rtl/>
-              </w:rPr>
-              <w:t xml:space="preserve">.</w:t>
-            </w:r>
-          </w:p>
-          <w:p>
-            <w:pPr>
-              <w:bidi/>
-            </w:pPr>
-            <m:oMath>
-              <m:sSub>
-                <m:e>
-                  <m:r>
-                    <m:t>u</m:t>
-                  </m:r>
-                </m:e>
-                <m:sub>
-                  <m:r>
-                    <m:t>n</m:t>
-                  </m:r>
                   <m:r>
                     <m:rPr>
                       <m:sty m:val="p"/>
@@ -53561,7 +58584,7 @@
         <w:spacing w:before="0" w:after="0"/>
       </w:pPr>
     </w:p>
-    <w:bookmarkEnd w:id="26"/>
+    <w:bookmarkEnd w:id="27"/>
     <w:sectPr>
       <w:headerReference w:type="default" r:id="rId13"/>
       <w:footerReference w:type="default" r:id="rId14"/>
